--- a/templates/TemplateA.docx
+++ b/templates/TemplateA.docx
@@ -3,37 +3,26 @@
 <w:document xmlns:wpc="http://schemas.microsoft.com/office/word/2010/wordprocessingCanvas" xmlns:cx="http://schemas.microsoft.com/office/drawing/2014/chartex" xmlns:cx1="http://schemas.microsoft.com/office/drawing/2015/9/8/chartex" xmlns:cx2="http://schemas.microsoft.com/office/drawing/2015/10/21/chartex" xmlns:cx3="http://schemas.microsoft.com/office/drawing/2016/5/9/chartex" xmlns:cx4="http://schemas.microsoft.com/office/drawing/2016/5/10/chartex" xmlns:cx5="http://schemas.microsoft.com/office/drawing/2016/5/11/chartex" xmlns:cx6="http://schemas.microsoft.com/office/drawing/2016/5/12/chartex" xmlns:cx7="http://schemas.microsoft.com/office/drawing/2016/5/13/chartex" xmlns:cx8="http://schemas.microsoft.com/office/drawing/2016/5/14/chartex" xmlns:mc="http://schemas.openxmlformats.org/markup-compatibility/2006" xmlns:aink="http://schemas.microsoft.com/office/drawing/2016/ink" xmlns:am3d="http://schemas.microsoft.com/office/drawing/2017/model3d" xmlns:o="urn:schemas-microsoft-com:office:office" xmlns:oel="http://schemas.microsoft.com/office/2019/extlst" xmlns:r="http://schemas.openxmlformats.org/officeDocument/2006/relationships" xmlns:m="http://schemas.openxmlformats.org/officeDocument/2006/math" xmlns:v="urn:schemas-microsoft-com:vml" xmlns:wp14="http://schemas.microsoft.com/office/word/2010/wordprocessingDrawing" xmlns:wp="http://schemas.openxmlformats.org/drawingml/2006/wordprocessingDrawing" xmlns:w10="urn:schemas-microsoft-com:office:word" xmlns:w="http://schemas.openxmlformats.org/wordprocessingml/2006/main" xmlns:w14="http://schemas.microsoft.com/office/word/2010/wordml" xmlns:w15="http://schemas.microsoft.com/office/word/2012/wordml" xmlns:w16cex="http://schemas.microsoft.com/office/word/2018/wordml/cex" xmlns:w16cid="http://schemas.microsoft.com/office/word/2016/wordml/cid" xmlns:w16="http://schemas.microsoft.com/office/word/2018/wordml" xmlns:w16du="http://schemas.microsoft.com/office/word/2023/wordml/word16du" xmlns:w16sdtdh="http://schemas.microsoft.com/office/word/2020/wordml/sdtdatahash" xmlns:w16sdtfl="http://schemas.microsoft.com/office/word/2024/wordml/sdtformatlock" xmlns:w16se="http://schemas.microsoft.com/office/word/2015/wordml/symex" xmlns:wpg="http://schemas.microsoft.com/office/word/2010/wordprocessingGroup" xmlns:wpi="http://schemas.microsoft.com/office/word/2010/wordprocessingInk" xmlns:wne="http://schemas.microsoft.com/office/word/2006/wordml" xmlns:wps="http://schemas.microsoft.com/office/word/2010/wordprocessingShape" mc:Ignorable="w14 w15 w16se w16cid w16 w16cex w16sdtdh w16sdtfl w16du wp14">
   <w:body>
     <w:p>
-      <w:pPr>
-        <w:rPr>
-          <w:color w:val="auto"/>
-        </w:rPr>
-      </w:pPr>
       <w:r>
         <w:rPr>
           <w:noProof/>
-          <w:lang w:val="en-AU" w:eastAsia="en-AU"/>
+          <w:sz w:val="24"/>
         </w:rPr>
         <mc:AlternateContent>
           <mc:Choice Requires="wps">
             <w:drawing>
-              <wp:anchor distT="0" distB="0" distL="114300" distR="114300" simplePos="0" relativeHeight="251659270" behindDoc="1" locked="1" layoutInCell="1" allowOverlap="1" wp14:anchorId="13280C38" wp14:editId="1A198830">
+              <wp:anchor distT="0" distB="0" distL="114300" distR="114300" simplePos="0" relativeHeight="251659264" behindDoc="1" locked="0" layoutInCell="1" allowOverlap="1" wp14:anchorId="7F92B55D" wp14:editId="3608940C">
                 <wp:simplePos x="0" y="0"/>
                 <wp:positionH relativeFrom="page">
-                  <wp:posOffset>0</wp:posOffset>
+                  <wp:align>right</wp:align>
                 </wp:positionH>
                 <wp:positionV relativeFrom="paragraph">
-                  <wp:posOffset>-403225</wp:posOffset>
+                  <wp:posOffset>-1476375</wp:posOffset>
                 </wp:positionV>
-                <wp:extent cx="2816860" cy="10058400"/>
-                <wp:effectExtent l="0" t="0" r="2540" b="0"/>
+                <wp:extent cx="7753350" cy="2209800"/>
+                <wp:effectExtent l="0" t="0" r="19050" b="19050"/>
                 <wp:wrapNone/>
-                <wp:docPr id="1374674069" name="Rectangle 1">
-                  <a:extLst xmlns:a="http://schemas.openxmlformats.org/drawingml/2006/main">
-                    <a:ext uri="{C183D7F6-B498-43B3-948B-1728B52AA6E4}">
-                      <adec:decorative xmlns:adec="http://schemas.microsoft.com/office/drawing/2017/decorative" val="1"/>
-                    </a:ext>
-                  </a:extLst>
-                </wp:docPr>
+                <wp:docPr id="617343381" name="Rectangle 2"/>
                 <wp:cNvGraphicFramePr/>
                 <a:graphic xmlns:a="http://schemas.openxmlformats.org/drawingml/2006/main">
                   <a:graphicData uri="http://schemas.microsoft.com/office/word/2010/wordprocessingShape">
@@ -42,32 +31,24 @@
                       <wps:spPr>
                         <a:xfrm>
                           <a:off x="0" y="0"/>
-                          <a:ext cx="2816860" cy="10058400"/>
+                          <a:ext cx="7753350" cy="2209800"/>
                         </a:xfrm>
                         <a:prstGeom prst="rect">
                           <a:avLst/>
                         </a:prstGeom>
-                        <a:solidFill>
-                          <a:schemeClr val="accent1"/>
-                        </a:solidFill>
-                        <a:ln>
-                          <a:noFill/>
-                        </a:ln>
                       </wps:spPr>
                       <wps:style>
-                        <a:lnRef idx="2">
-                          <a:schemeClr val="accent1">
-                            <a:shade val="50000"/>
-                          </a:schemeClr>
+                        <a:lnRef idx="1">
+                          <a:schemeClr val="accent1"/>
                         </a:lnRef>
-                        <a:fillRef idx="1">
+                        <a:fillRef idx="2">
                           <a:schemeClr val="accent1"/>
                         </a:fillRef>
-                        <a:effectRef idx="0">
+                        <a:effectRef idx="1">
                           <a:schemeClr val="accent1"/>
                         </a:effectRef>
                         <a:fontRef idx="minor">
-                          <a:schemeClr val="lt1"/>
+                          <a:schemeClr val="dk1"/>
                         </a:fontRef>
                       </wps:style>
                       <wps:bodyPr rot="0" spcFirstLastPara="0" vertOverflow="overflow" horzOverflow="overflow" vert="horz" wrap="square" lIns="91440" tIns="45720" rIns="91440" bIns="45720" numCol="1" spcCol="0" rtlCol="0" fromWordArt="0" anchor="ctr" anchorCtr="0" forceAA="0" compatLnSpc="1">
@@ -88,11 +69,13 @@
               </wp:anchor>
             </w:drawing>
           </mc:Choice>
-          <mc:Fallback xmlns:adec="http://schemas.microsoft.com/office/drawing/2017/decorative" xmlns:a="http://schemas.openxmlformats.org/drawingml/2006/main">
-            <w:pict w14:anchorId="278C27D0">
-              <v:rect id="Rectangle 1" style="position:absolute;margin-left:0;margin-top:-31.75pt;width:221.8pt;height:11in;z-index:-251657210;visibility:visible;mso-wrap-style:square;mso-width-percent:0;mso-height-percent:0;mso-wrap-distance-left:9pt;mso-wrap-distance-top:0;mso-wrap-distance-right:9pt;mso-wrap-distance-bottom:0;mso-position-horizontal:absolute;mso-position-horizontal-relative:page;mso-position-vertical:absolute;mso-position-vertical-relative:text;mso-width-percent:0;mso-height-percent:0;mso-width-relative:margin;mso-height-relative:margin;v-text-anchor:middle" alt="&quot;&quot;" o:spid="_x0000_s1026" fillcolor="#d3ccf8 [3204]" stroked="f" strokeweight="1pt" w14:anchorId="437875DA" o:gfxdata="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">
+          <mc:Fallback>
+            <w:pict>
+              <v:rect w14:anchorId="3B392F26" id="Rectangle 2" o:spid="_x0000_s1026" style="position:absolute;margin-left:559.3pt;margin-top:-116.25pt;width:610.5pt;height:174pt;z-index:-251657216;visibility:visible;mso-wrap-style:square;mso-width-percent:0;mso-height-percent:0;mso-wrap-distance-left:9pt;mso-wrap-distance-top:0;mso-wrap-distance-right:9pt;mso-wrap-distance-bottom:0;mso-position-horizontal:right;mso-position-horizontal-relative:page;mso-position-vertical:absolute;mso-position-vertical-relative:text;mso-width-percent:0;mso-height-percent:0;mso-width-relative:margin;mso-height-relative:margin;v-text-anchor:middle" o:gfxdata="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" fillcolor="#e1ddfa [2164]" strokecolor="#d3ccf8 [3204]" strokeweight=".5pt">
+                <v:fill color2="#dbd5f9 [2612]" rotate="t" colors="0 #f8f7fe;.5 #ece9fc;1 #e9e5fd" focus="100%" type="gradient">
+                  <o:fill v:ext="view" type="gradientUnscaled"/>
+                </v:fill>
                 <w10:wrap anchorx="page"/>
-                <w10:anchorlock/>
               </v:rect>
             </w:pict>
           </mc:Fallback>
@@ -101,681 +84,577 @@
     </w:p>
     <w:tbl>
       <w:tblPr>
-        <w:tblW w:w="5000" w:type="pct"/>
-        <w:tblLayout w:type="fixed"/>
-        <w:tblCellMar>
-          <w:left w:w="0" w:type="dxa"/>
-          <w:right w:w="0" w:type="dxa"/>
-        </w:tblCellMar>
-        <w:tblLook w:val="0600" w:firstRow="0" w:lastRow="0" w:firstColumn="0" w:lastColumn="0" w:noHBand="1" w:noVBand="1"/>
+        <w:tblStyle w:val="TableGrid"/>
+        <w:tblW w:w="11119" w:type="dxa"/>
+        <w:tblBorders>
+          <w:top w:val="none" w:sz="0" w:space="0" w:color="auto"/>
+          <w:left w:val="none" w:sz="0" w:space="0" w:color="auto"/>
+          <w:bottom w:val="none" w:sz="0" w:space="0" w:color="auto"/>
+          <w:right w:val="none" w:sz="0" w:space="0" w:color="auto"/>
+          <w:insideH w:val="none" w:sz="0" w:space="0" w:color="auto"/>
+          <w:insideV w:val="none" w:sz="0" w:space="0" w:color="auto"/>
+        </w:tblBorders>
+        <w:tblLook w:val="04A0" w:firstRow="1" w:lastRow="0" w:firstColumn="1" w:lastColumn="0" w:noHBand="0" w:noVBand="1"/>
       </w:tblPr>
       <w:tblGrid>
-        <w:gridCol w:w="3692"/>
-        <w:gridCol w:w="737"/>
-        <w:gridCol w:w="6371"/>
+        <w:gridCol w:w="2970"/>
+        <w:gridCol w:w="8149"/>
       </w:tblGrid>
       <w:tr>
         <w:trPr>
-          <w:trHeight w:val="3519"/>
+          <w:trHeight w:val="800"/>
         </w:trPr>
         <w:tc>
           <w:tcPr>
-            <w:tcW w:w="3692" w:type="dxa"/>
-            <w:vMerge w:val="restart"/>
+            <w:tcW w:w="11119" w:type="dxa"/>
+            <w:gridSpan w:val="2"/>
           </w:tcPr>
           <w:p>
             <w:pPr>
-              <w:pStyle w:val="Heading1"/>
-              <w:rPr>
-                <w:lang w:val="de-DE"/>
+              <w:rPr>
+                <w:rFonts w:ascii="Georgia Pro Black" w:hAnsi="Georgia Pro Black"/>
+                <w:b/>
+                <w:bCs/>
+                <w:sz w:val="72"/>
+                <w:szCs w:val="72"/>
               </w:rPr>
             </w:pPr>
             <w:r>
+              <w:rPr>
+                <w:rFonts w:ascii="Georgia Pro Black" w:hAnsi="Georgia Pro Black"/>
+                <w:b/>
+                <w:bCs/>
+                <w:sz w:val="72"/>
+                <w:szCs w:val="72"/>
+              </w:rPr>
               <w:t>{</w:t>
             </w:r>
             <w:proofErr w:type="spellStart"/>
             <w:r>
+              <w:rPr>
+                <w:rFonts w:ascii="Georgia Pro Black" w:hAnsi="Georgia Pro Black"/>
+                <w:b/>
+                <w:bCs/>
+                <w:sz w:val="72"/>
+                <w:szCs w:val="72"/>
+              </w:rPr>
               <w:t>studentName</w:t>
             </w:r>
             <w:proofErr w:type="spellEnd"/>
             <w:r>
+              <w:rPr>
+                <w:rFonts w:ascii="Georgia Pro Black" w:hAnsi="Georgia Pro Black"/>
+                <w:b/>
+                <w:bCs/>
+                <w:sz w:val="72"/>
+                <w:szCs w:val="72"/>
+              </w:rPr>
               <w:t>}</w:t>
             </w:r>
           </w:p>
-          <w:p>
-            <w:pPr>
-              <w:pStyle w:val="Heading1"/>
-              <w:rPr>
-                <w:lang w:val="de-DE"/>
-              </w:rPr>
-            </w:pPr>
-          </w:p>
-          <w:p>
-            <w:pPr>
-              <w:rPr>
-                <w:lang w:val="de-DE"/>
-              </w:rPr>
-            </w:pPr>
-            <w:r>
-              <w:t>{phone}</w:t>
-            </w:r>
-          </w:p>
-          <w:p>
-            <w:pPr>
-              <w:rPr>
-                <w:lang w:val="de-DE"/>
-              </w:rPr>
-            </w:pPr>
-            <w:r>
-              <w:t>{email}</w:t>
-            </w:r>
-          </w:p>
-          <w:p/>
-          <w:p/>
         </w:tc>
+      </w:tr>
+      <w:tr>
+        <w:trPr>
+          <w:trHeight w:val="2442"/>
+        </w:trPr>
         <w:tc>
           <w:tcPr>
-            <w:tcW w:w="737" w:type="dxa"/>
-            <w:vMerge w:val="restart"/>
+            <w:tcW w:w="2970" w:type="dxa"/>
           </w:tcPr>
           <w:p>
             <w:pPr>
-              <w:spacing w:before="360"/>
-              <w:rPr>
-                <w:color w:val="auto"/>
-              </w:rPr>
-            </w:pPr>
-          </w:p>
-        </w:tc>
-        <w:tc>
-          <w:tcPr>
-            <w:tcW w:w="6371" w:type="dxa"/>
-          </w:tcPr>
-          <w:p/>
-          <w:p>
-            <w:pPr>
-              <w:pStyle w:val="Title"/>
-              <w:rPr>
-                <w:szCs w:val="96"/>
+              <w:rPr>
+                <w:sz w:val="22"/>
+                <w:szCs w:val="22"/>
+              </w:rPr>
+            </w:pPr>
+          </w:p>
+          <w:p>
+            <w:pPr>
+              <w:rPr>
+                <w:sz w:val="22"/>
+                <w:szCs w:val="22"/>
               </w:rPr>
             </w:pPr>
             <w:r>
               <w:rPr>
-                <w:szCs w:val="96"/>
+                <w:sz w:val="22"/>
+                <w:szCs w:val="22"/>
               </w:rPr>
               <w:t>{</w:t>
             </w:r>
             <w:proofErr w:type="spellStart"/>
             <w:r>
               <w:rPr>
-                <w:szCs w:val="96"/>
+                <w:sz w:val="22"/>
+                <w:szCs w:val="22"/>
+              </w:rPr>
+              <w:t>studentAddress</w:t>
+            </w:r>
+            <w:proofErr w:type="spellEnd"/>
+            <w:r>
+              <w:rPr>
+                <w:sz w:val="22"/>
+                <w:szCs w:val="22"/>
+              </w:rPr>
+              <w:t>}</w:t>
+            </w:r>
+          </w:p>
+          <w:p>
+            <w:pPr>
+              <w:rPr>
+                <w:sz w:val="22"/>
+                <w:szCs w:val="22"/>
+              </w:rPr>
+            </w:pPr>
+            <w:r>
+              <w:rPr>
+                <w:sz w:val="22"/>
+                <w:szCs w:val="22"/>
+              </w:rPr>
+              <w:t>{email}</w:t>
+            </w:r>
+          </w:p>
+          <w:p>
+            <w:pPr>
+              <w:rPr>
+                <w:sz w:val="22"/>
+                <w:szCs w:val="22"/>
+              </w:rPr>
+            </w:pPr>
+            <w:r>
+              <w:rPr>
+                <w:sz w:val="22"/>
+                <w:szCs w:val="22"/>
+              </w:rPr>
+              <w:t>{phone}</w:t>
+            </w:r>
+          </w:p>
+          <w:p>
+            <w:pPr>
+              <w:rPr>
+                <w:sz w:val="22"/>
+                <w:szCs w:val="22"/>
+              </w:rPr>
+            </w:pPr>
+          </w:p>
+          <w:p>
+            <w:pPr>
+              <w:rPr>
+                <w:sz w:val="22"/>
+                <w:szCs w:val="22"/>
+              </w:rPr>
+            </w:pPr>
+          </w:p>
+          <w:p>
+            <w:pPr>
+              <w:rPr>
+                <w:sz w:val="22"/>
+                <w:szCs w:val="22"/>
+              </w:rPr>
+            </w:pPr>
+            <w:r>
+              <w:rPr>
+                <w:sz w:val="22"/>
+                <w:szCs w:val="22"/>
+              </w:rPr>
+              <w:t>{date}</w:t>
+            </w:r>
+          </w:p>
+          <w:p>
+            <w:pPr>
+              <w:rPr>
+                <w:sz w:val="22"/>
+                <w:szCs w:val="22"/>
+              </w:rPr>
+            </w:pPr>
+          </w:p>
+          <w:p>
+            <w:pPr>
+              <w:rPr>
+                <w:sz w:val="22"/>
+                <w:szCs w:val="22"/>
+              </w:rPr>
+            </w:pPr>
+          </w:p>
+          <w:p>
+            <w:pPr>
+              <w:rPr>
+                <w:sz w:val="22"/>
+                <w:szCs w:val="22"/>
+              </w:rPr>
+            </w:pPr>
+            <w:r>
+              <w:rPr>
+                <w:sz w:val="22"/>
+                <w:szCs w:val="22"/>
+              </w:rPr>
+              <w:t>{</w:t>
+            </w:r>
+            <w:proofErr w:type="spellStart"/>
+            <w:r>
+              <w:rPr>
+                <w:sz w:val="22"/>
+                <w:szCs w:val="22"/>
+              </w:rPr>
+              <w:t>companyName</w:t>
+            </w:r>
+            <w:proofErr w:type="spellEnd"/>
+            <w:r>
+              <w:rPr>
+                <w:sz w:val="22"/>
+                <w:szCs w:val="22"/>
+              </w:rPr>
+              <w:t>}</w:t>
+            </w:r>
+          </w:p>
+          <w:p>
+            <w:pPr>
+              <w:rPr>
+                <w:sz w:val="22"/>
+                <w:szCs w:val="22"/>
+              </w:rPr>
+            </w:pPr>
+            <w:r>
+              <w:rPr>
+                <w:sz w:val="22"/>
+                <w:szCs w:val="22"/>
+              </w:rPr>
+              <w:t>{</w:t>
+            </w:r>
+            <w:proofErr w:type="spellStart"/>
+            <w:r>
+              <w:rPr>
+                <w:sz w:val="22"/>
+                <w:szCs w:val="22"/>
+              </w:rPr>
+              <w:t>companyAddress</w:t>
+            </w:r>
+            <w:proofErr w:type="spellEnd"/>
+            <w:r>
+              <w:rPr>
+                <w:sz w:val="22"/>
+                <w:szCs w:val="22"/>
+              </w:rPr>
+              <w:t>}</w:t>
+            </w:r>
+          </w:p>
+          <w:p>
+            <w:pPr>
+              <w:rPr>
+                <w:sz w:val="22"/>
+                <w:szCs w:val="22"/>
+              </w:rPr>
+            </w:pPr>
+          </w:p>
+          <w:p>
+            <w:pPr>
+              <w:ind w:firstLine="720"/>
+              <w:rPr>
+                <w:sz w:val="22"/>
+                <w:szCs w:val="22"/>
+              </w:rPr>
+            </w:pPr>
+          </w:p>
+          <w:p>
+            <w:pPr>
+              <w:rPr>
+                <w:sz w:val="22"/>
+                <w:szCs w:val="22"/>
+              </w:rPr>
+            </w:pPr>
+          </w:p>
+          <w:p>
+            <w:pPr>
+              <w:rPr>
+                <w:sz w:val="22"/>
+                <w:szCs w:val="22"/>
+              </w:rPr>
+            </w:pPr>
+          </w:p>
+          <w:p>
+            <w:pPr>
+              <w:rPr>
+                <w:sz w:val="22"/>
+                <w:szCs w:val="22"/>
+              </w:rPr>
+            </w:pPr>
+          </w:p>
+          <w:p>
+            <w:pPr>
+              <w:rPr>
+                <w:sz w:val="22"/>
+                <w:szCs w:val="22"/>
+              </w:rPr>
+            </w:pPr>
+          </w:p>
+          <w:p>
+            <w:pPr>
+              <w:rPr>
+                <w:sz w:val="22"/>
+                <w:szCs w:val="22"/>
+              </w:rPr>
+            </w:pPr>
+          </w:p>
+          <w:p>
+            <w:pPr>
+              <w:rPr>
+                <w:sz w:val="22"/>
+                <w:szCs w:val="22"/>
+              </w:rPr>
+            </w:pPr>
+          </w:p>
+          <w:p>
+            <w:pPr>
+              <w:rPr>
+                <w:sz w:val="22"/>
+                <w:szCs w:val="22"/>
+              </w:rPr>
+            </w:pPr>
+          </w:p>
+          <w:p>
+            <w:pPr>
+              <w:rPr>
+                <w:sz w:val="22"/>
+                <w:szCs w:val="22"/>
+              </w:rPr>
+            </w:pPr>
+          </w:p>
+          <w:p>
+            <w:pPr>
+              <w:rPr>
+                <w:sz w:val="22"/>
+                <w:szCs w:val="22"/>
+              </w:rPr>
+            </w:pPr>
+          </w:p>
+          <w:p>
+            <w:pPr>
+              <w:rPr>
+                <w:sz w:val="22"/>
+                <w:szCs w:val="22"/>
+              </w:rPr>
+            </w:pPr>
+          </w:p>
+          <w:p>
+            <w:pPr>
+              <w:rPr>
+                <w:sz w:val="22"/>
+                <w:szCs w:val="22"/>
+              </w:rPr>
+            </w:pPr>
+          </w:p>
+          <w:p>
+            <w:pPr>
+              <w:rPr>
+                <w:sz w:val="22"/>
+                <w:szCs w:val="22"/>
+              </w:rPr>
+            </w:pPr>
+          </w:p>
+          <w:p>
+            <w:pPr>
+              <w:rPr>
+                <w:sz w:val="22"/>
+                <w:szCs w:val="22"/>
+              </w:rPr>
+            </w:pPr>
+          </w:p>
+          <w:p>
+            <w:pPr>
+              <w:rPr>
+                <w:sz w:val="22"/>
+                <w:szCs w:val="22"/>
+              </w:rPr>
+            </w:pPr>
+          </w:p>
+          <w:p>
+            <w:pPr>
+              <w:rPr>
+                <w:sz w:val="22"/>
+                <w:szCs w:val="22"/>
+              </w:rPr>
+            </w:pPr>
+          </w:p>
+          <w:p>
+            <w:pPr>
+              <w:rPr>
+                <w:sz w:val="22"/>
+                <w:szCs w:val="22"/>
+              </w:rPr>
+            </w:pPr>
+          </w:p>
+          <w:p>
+            <w:pPr>
+              <w:rPr>
+                <w:sz w:val="22"/>
+                <w:szCs w:val="22"/>
+              </w:rPr>
+            </w:pPr>
+          </w:p>
+          <w:p>
+            <w:pPr>
+              <w:rPr>
+                <w:sz w:val="22"/>
+                <w:szCs w:val="22"/>
+              </w:rPr>
+            </w:pPr>
+          </w:p>
+          <w:p>
+            <w:pPr>
+              <w:rPr>
+                <w:sz w:val="22"/>
+                <w:szCs w:val="22"/>
+              </w:rPr>
+            </w:pPr>
+          </w:p>
+        </w:tc>
+        <w:tc>
+          <w:tcPr>
+            <w:tcW w:w="8149" w:type="dxa"/>
+            <w:tcMar>
+              <w:top w:w="115" w:type="dxa"/>
+              <w:left w:w="115" w:type="dxa"/>
+              <w:bottom w:w="115" w:type="dxa"/>
+              <w:right w:w="115" w:type="dxa"/>
+            </w:tcMar>
+          </w:tcPr>
+          <w:p>
+            <w:pPr>
+              <w:rPr>
+                <w:sz w:val="22"/>
+                <w:szCs w:val="22"/>
+              </w:rPr>
+            </w:pPr>
+          </w:p>
+          <w:p>
+            <w:pPr>
+              <w:rPr>
+                <w:sz w:val="22"/>
+                <w:szCs w:val="22"/>
+              </w:rPr>
+            </w:pPr>
+            <w:r>
+              <w:rPr>
+                <w:sz w:val="22"/>
+                <w:szCs w:val="22"/>
+              </w:rPr>
+              <w:t>{greeting}</w:t>
+            </w:r>
+          </w:p>
+          <w:p>
+            <w:pPr>
+              <w:rPr>
+                <w:b/>
+                <w:bCs/>
+                <w:sz w:val="22"/>
+                <w:szCs w:val="22"/>
+              </w:rPr>
+            </w:pPr>
+          </w:p>
+          <w:p>
+            <w:pPr>
+              <w:rPr>
+                <w:sz w:val="22"/>
+                <w:szCs w:val="22"/>
+              </w:rPr>
+            </w:pPr>
+            <w:r>
+              <w:rPr>
+                <w:sz w:val="22"/>
+                <w:szCs w:val="22"/>
+              </w:rPr>
+              <w:t>{</w:t>
+            </w:r>
+            <w:proofErr w:type="spellStart"/>
+            <w:r>
+              <w:rPr>
+                <w:sz w:val="22"/>
+                <w:szCs w:val="22"/>
+              </w:rPr>
+              <w:t>letterBody</w:t>
+            </w:r>
+            <w:proofErr w:type="spellEnd"/>
+            <w:r>
+              <w:rPr>
+                <w:sz w:val="22"/>
+                <w:szCs w:val="22"/>
+              </w:rPr>
+              <w:t>}</w:t>
+            </w:r>
+          </w:p>
+          <w:p>
+            <w:pPr>
+              <w:rPr>
+                <w:sz w:val="22"/>
+                <w:szCs w:val="22"/>
+              </w:rPr>
+            </w:pPr>
+          </w:p>
+          <w:p>
+            <w:pPr>
+              <w:rPr>
+                <w:sz w:val="22"/>
+                <w:szCs w:val="22"/>
+              </w:rPr>
+            </w:pPr>
+            <w:r>
+              <w:rPr>
+                <w:sz w:val="22"/>
+                <w:szCs w:val="22"/>
+              </w:rPr>
+              <w:t>Sincerely,</w:t>
+            </w:r>
+          </w:p>
+          <w:p>
+            <w:pPr>
+              <w:rPr>
+                <w:sz w:val="22"/>
+                <w:szCs w:val="22"/>
+              </w:rPr>
+            </w:pPr>
+          </w:p>
+          <w:p>
+            <w:pPr>
+              <w:rPr>
+                <w:sz w:val="22"/>
+                <w:szCs w:val="22"/>
+              </w:rPr>
+            </w:pPr>
+            <w:r>
+              <w:rPr>
+                <w:sz w:val="22"/>
+                <w:szCs w:val="22"/>
+              </w:rPr>
+              <w:t>{</w:t>
+            </w:r>
+            <w:proofErr w:type="spellStart"/>
+            <w:r>
+              <w:rPr>
+                <w:sz w:val="22"/>
+                <w:szCs w:val="22"/>
               </w:rPr>
               <w:t>studentName</w:t>
             </w:r>
             <w:proofErr w:type="spellEnd"/>
             <w:r>
               <w:rPr>
-                <w:szCs w:val="96"/>
+                <w:sz w:val="22"/>
+                <w:szCs w:val="22"/>
               </w:rPr>
               <w:t>}</w:t>
             </w:r>
           </w:p>
           <w:p>
             <w:pPr>
-              <w:pStyle w:val="Subtitle"/>
-              <w:rPr>
-                <w:sz w:val="24"/>
-                <w:lang w:val="it-IT"/>
-              </w:rPr>
-            </w:pPr>
-          </w:p>
-          <w:p>
-            <w:pPr>
-              <w:rPr>
-                <w:lang w:val="de-DE"/>
-              </w:rPr>
-            </w:pPr>
-          </w:p>
-          <w:p>
-            <w:sdt>
-              <w:sdtPr>
-                <w:id w:val="-1345475568"/>
-                <w:placeholder>
-                  <w:docPart w:val="DA2E93D5A35E48088DE924E4F6C30DB8"/>
-                </w:placeholder>
-                <w:temporary/>
-                <w:showingPlcHdr/>
-                <w15:appearance w15:val="hidden"/>
-              </w:sdtPr>
-              <w:sdtContent>
-                <w:r>
-                  <w:t>I am passionate about designing digital experiences that are both visually stunning and intuitive, and always strive to create designs that delight and engage users.</w:t>
-                </w:r>
-              </w:sdtContent>
-            </w:sdt>
-          </w:p>
-        </w:tc>
-      </w:tr>
-      <w:tr>
-        <w:trPr>
-          <w:trHeight w:val="666"/>
-        </w:trPr>
-        <w:tc>
-          <w:tcPr>
-            <w:tcW w:w="3692" w:type="dxa"/>
-            <w:vMerge/>
-          </w:tcPr>
-          <w:p>
-            <w:pPr>
-              <w:rPr>
-                <w:color w:val="auto"/>
-                <w:szCs w:val="20"/>
-              </w:rPr>
-            </w:pPr>
-          </w:p>
-        </w:tc>
-        <w:tc>
-          <w:tcPr>
-            <w:tcW w:w="737" w:type="dxa"/>
-            <w:vMerge/>
-          </w:tcPr>
-          <w:p>
-            <w:pPr>
-              <w:spacing w:before="360"/>
-              <w:rPr>
-                <w:color w:val="auto"/>
-              </w:rPr>
-            </w:pPr>
-          </w:p>
-        </w:tc>
-        <w:tc>
-          <w:tcPr>
-            <w:tcW w:w="6371" w:type="dxa"/>
-            <w:tcBorders>
-              <w:bottom w:val="single" w:sz="4" w:space="0" w:color="000000" w:themeColor="text1"/>
-            </w:tcBorders>
-          </w:tcPr>
-          <w:p/>
-        </w:tc>
-      </w:tr>
-      <w:tr>
-        <w:trPr>
-          <w:trHeight w:val="662"/>
-        </w:trPr>
-        <w:tc>
-          <w:tcPr>
-            <w:tcW w:w="3692" w:type="dxa"/>
-            <w:vMerge/>
-          </w:tcPr>
-          <w:p>
-            <w:pPr>
-              <w:rPr>
-                <w:color w:val="auto"/>
-                <w:szCs w:val="20"/>
-              </w:rPr>
-            </w:pPr>
-          </w:p>
-        </w:tc>
-        <w:tc>
-          <w:tcPr>
-            <w:tcW w:w="737" w:type="dxa"/>
-            <w:vMerge/>
-          </w:tcPr>
-          <w:p>
-            <w:pPr>
-              <w:spacing w:before="360"/>
-              <w:rPr>
-                <w:color w:val="auto"/>
-              </w:rPr>
-            </w:pPr>
-          </w:p>
-        </w:tc>
-        <w:tc>
-          <w:tcPr>
-            <w:tcW w:w="6371" w:type="dxa"/>
-            <w:tcBorders>
-              <w:top w:val="single" w:sz="4" w:space="0" w:color="000000" w:themeColor="text1"/>
-            </w:tcBorders>
-          </w:tcPr>
-          <w:p/>
-        </w:tc>
-      </w:tr>
-      <w:tr>
-        <w:trPr>
-          <w:trHeight w:val="1881"/>
-        </w:trPr>
-        <w:tc>
-          <w:tcPr>
-            <w:tcW w:w="3692" w:type="dxa"/>
-            <w:vMerge/>
-          </w:tcPr>
-          <w:p>
-            <w:pPr>
-              <w:rPr>
-                <w:color w:val="auto"/>
-                <w:szCs w:val="20"/>
-              </w:rPr>
-            </w:pPr>
-          </w:p>
-        </w:tc>
-        <w:tc>
-          <w:tcPr>
-            <w:tcW w:w="737" w:type="dxa"/>
-            <w:vMerge/>
-          </w:tcPr>
-          <w:p>
-            <w:pPr>
-              <w:spacing w:before="360"/>
-              <w:rPr>
-                <w:color w:val="auto"/>
-              </w:rPr>
-            </w:pPr>
-          </w:p>
-        </w:tc>
-        <w:tc>
-          <w:tcPr>
-            <w:tcW w:w="6371" w:type="dxa"/>
-          </w:tcPr>
-          <w:p>
-            <w:pPr>
-              <w:pStyle w:val="Heading1"/>
-            </w:pPr>
-            <w:sdt>
-              <w:sdtPr>
-                <w:id w:val="1832800197"/>
-                <w:placeholder>
-                  <w:docPart w:val="AB6115D2B3F74997A7507A5FC2C3336B"/>
-                </w:placeholder>
-                <w:temporary/>
-                <w:showingPlcHdr/>
-                <w15:appearance w15:val="hidden"/>
-              </w:sdtPr>
-              <w:sdtContent>
-                <w:r>
-                  <w:t>DEAR JOSEPH PRICE</w:t>
-                </w:r>
-                <w:r>
-                  <w:t>:</w:t>
-                </w:r>
-              </w:sdtContent>
-            </w:sdt>
-          </w:p>
-          <w:p>
-            <w:pPr>
-              <w:pStyle w:val="Heading1"/>
-            </w:pPr>
-          </w:p>
-          <w:p>
-            <w:pPr>
-              <w:rPr>
-                <w:color w:val="auto"/>
-                <w:szCs w:val="20"/>
-              </w:rPr>
-            </w:pPr>
-            <w:sdt>
-              <w:sdtPr>
-                <w:rPr>
-                  <w:color w:val="auto"/>
-                  <w:szCs w:val="20"/>
-                </w:rPr>
-                <w:id w:val="-1253583352"/>
-                <w:placeholder>
-                  <w:docPart w:val="75725DE27F9040EE8AF9341386F8607D"/>
-                </w:placeholder>
-                <w:temporary/>
-                <w:showingPlcHdr/>
-                <w15:appearance w15:val="hidden"/>
-              </w:sdtPr>
-              <w:sdtContent>
-                <w:r>
-                  <w:rPr>
-                    <w:color w:val="auto"/>
-                    <w:szCs w:val="20"/>
-                  </w:rPr>
-                  <w:t>I am writing in response to your online advertisement for a UX designer. After reading your job description, I am confident that my skills and my passion for technology are a perfect match for this position. I would bring to your company a broad range of skills, including:</w:t>
-                </w:r>
-              </w:sdtContent>
-            </w:sdt>
-          </w:p>
-          <w:p>
-            <w:pPr>
-              <w:rPr>
-                <w:color w:val="auto"/>
-                <w:szCs w:val="20"/>
-              </w:rPr>
-            </w:pPr>
-          </w:p>
-          <w:p>
-            <w:pPr>
-              <w:pStyle w:val="ListBullet"/>
-            </w:pPr>
-            <w:sdt>
-              <w:sdtPr>
-                <w:id w:val="1175225281"/>
-                <w:placeholder>
-                  <w:docPart w:val="D36F4BBF6EC24FFA8DFA995D6A3DD733"/>
-                </w:placeholder>
-                <w:temporary/>
-                <w:showingPlcHdr/>
-                <w15:appearance w15:val="hidden"/>
-              </w:sdtPr>
-              <w:sdtContent>
-                <w:r>
-                  <w:t>U</w:t>
-                </w:r>
-                <w:r>
-                  <w:t>I/UX design</w:t>
-                </w:r>
-              </w:sdtContent>
-            </w:sdt>
-          </w:p>
-          <w:p>
-            <w:pPr>
-              <w:pStyle w:val="ListBullet"/>
-            </w:pPr>
-            <w:sdt>
-              <w:sdtPr>
-                <w:id w:val="209381668"/>
-                <w:placeholder>
-                  <w:docPart w:val="5853A0A0961B42CBB5F872D7EF1021F5"/>
-                </w:placeholder>
-                <w:temporary/>
-                <w:showingPlcHdr/>
-                <w15:appearance w15:val="hidden"/>
-              </w:sdtPr>
-              <w:sdtContent>
-                <w:r>
-                  <w:t>User research</w:t>
-                </w:r>
-              </w:sdtContent>
-            </w:sdt>
-          </w:p>
-          <w:p>
-            <w:pPr>
-              <w:pStyle w:val="ListBullet"/>
-            </w:pPr>
-            <w:sdt>
-              <w:sdtPr>
-                <w:id w:val="644006767"/>
-                <w:placeholder>
-                  <w:docPart w:val="0CB8E249356A496D97F401DEDDD8AE33"/>
-                </w:placeholder>
-                <w:temporary/>
-                <w:showingPlcHdr/>
-                <w15:appearance w15:val="hidden"/>
-              </w:sdtPr>
-              <w:sdtContent>
-                <w:r>
-                  <w:t>Usability testing</w:t>
-                </w:r>
-              </w:sdtContent>
-            </w:sdt>
-          </w:p>
-          <w:p>
-            <w:pPr>
-              <w:pStyle w:val="ListBullet"/>
-            </w:pPr>
-            <w:sdt>
-              <w:sdtPr>
-                <w:id w:val="2008082230"/>
-                <w:placeholder>
-                  <w:docPart w:val="304E33751479461DB31375325ECBA519"/>
-                </w:placeholder>
-                <w:temporary/>
-                <w:showingPlcHdr/>
-                <w15:appearance w15:val="hidden"/>
-              </w:sdtPr>
-              <w:sdtContent>
-                <w:r>
-                  <w:t>Wireframing &amp; prototyping</w:t>
-                </w:r>
-              </w:sdtContent>
-            </w:sdt>
-          </w:p>
-          <w:p>
-            <w:pPr>
-              <w:pStyle w:val="ListBullet"/>
-            </w:pPr>
-            <w:sdt>
-              <w:sdtPr>
-                <w:id w:val="2077163647"/>
-                <w:placeholder>
-                  <w:docPart w:val="8BFED1A05AC74E10B5ABC44F307555BA"/>
-                </w:placeholder>
-                <w:temporary/>
-                <w:showingPlcHdr/>
-                <w15:appearance w15:val="hidden"/>
-              </w:sdtPr>
-              <w:sdtContent>
-                <w:r>
-                  <w:t>Project management &amp; leadership</w:t>
-                </w:r>
-              </w:sdtContent>
-            </w:sdt>
-          </w:p>
-          <w:p/>
-          <w:p>
-            <w:sdt>
-              <w:sdtPr>
-                <w:id w:val="1584714980"/>
-                <w:placeholder>
-                  <w:docPart w:val="4113D32113CD4228B189B7F733FC04B4"/>
-                </w:placeholder>
-                <w:temporary/>
-                <w:showingPlcHdr/>
-                <w15:appearance w15:val="hidden"/>
-              </w:sdtPr>
-              <w:sdtContent>
-                <w:r>
-                  <w:t>I would welcome the opportunity to further discuss this position</w:t>
-                </w:r>
-                <w:r>
-                  <w:t xml:space="preserve"> </w:t>
-                </w:r>
-                <w:r>
-                  <w:t>with you. If you have questions or would like to schedule an interview, please contact me by phone at</w:t>
-                </w:r>
-              </w:sdtContent>
-            </w:sdt>
-            <w:r>
-              <w:t xml:space="preserve"> </w:t>
-            </w:r>
-            <w:sdt>
-              <w:sdtPr>
-                <w:rPr>
-                  <w:rStyle w:val="Bold"/>
-                </w:rPr>
-                <w:id w:val="-603181125"/>
-                <w:placeholder>
-                  <w:docPart w:val="CA8EFB1E7B9A422D846A04CE5B246E5C"/>
-                </w:placeholder>
-                <w:temporary/>
-                <w:showingPlcHdr/>
-                <w15:appearance w15:val="hidden"/>
-              </w:sdtPr>
-              <w:sdtContent>
-                <w:r>
-                  <w:rPr>
-                    <w:rStyle w:val="Bold"/>
-                  </w:rPr>
-                  <w:t>(212) 555-0155</w:t>
-                </w:r>
-              </w:sdtContent>
-            </w:sdt>
-            <w:r>
-              <w:rPr>
-                <w:rStyle w:val="Bold"/>
-              </w:rPr>
-              <w:t xml:space="preserve"> </w:t>
-            </w:r>
-            <w:sdt>
-              <w:sdtPr>
-                <w:id w:val="2043703848"/>
-                <w:placeholder>
-                  <w:docPart w:val="901ABE1C4567499E86701916B9446406"/>
-                </w:placeholder>
-                <w:temporary/>
-                <w:showingPlcHdr/>
-                <w15:appearance w15:val="hidden"/>
-              </w:sdtPr>
-              <w:sdtContent>
-                <w:r>
-                  <w:t>or by email at</w:t>
-                </w:r>
-              </w:sdtContent>
-            </w:sdt>
-            <w:r>
-              <w:rPr>
-                <w:rStyle w:val="Bold"/>
-              </w:rPr>
-              <w:t xml:space="preserve"> </w:t>
-            </w:r>
-            <w:sdt>
-              <w:sdtPr>
-                <w:rPr>
-                  <w:rStyle w:val="Bold"/>
-                </w:rPr>
-                <w:id w:val="823390756"/>
-                <w:placeholder>
-                  <w:docPart w:val="22C7D7056995400E82762BBE5655B054"/>
-                </w:placeholder>
-                <w:temporary/>
-                <w:showingPlcHdr/>
-                <w15:appearance w15:val="hidden"/>
-              </w:sdtPr>
-              <w:sdtContent>
-                <w:r>
-                  <w:rPr>
-                    <w:rStyle w:val="Bold"/>
-                  </w:rPr>
-                  <w:t>angelica@example.com</w:t>
-                </w:r>
-              </w:sdtContent>
-            </w:sdt>
-            <w:sdt>
-              <w:sdtPr>
-                <w:id w:val="-716277189"/>
-                <w:placeholder>
-                  <w:docPart w:val="0CEF07129F9441808E08685128A4B61B"/>
-                </w:placeholder>
-                <w:temporary/>
-                <w:showingPlcHdr/>
-                <w15:appearance w15:val="hidden"/>
-              </w:sdtPr>
-              <w:sdtContent>
-                <w:r>
-                  <w:t>. I have enclosed my resume for your review, and I look forward to hearing from you.</w:t>
-                </w:r>
-              </w:sdtContent>
-            </w:sdt>
-            <w:r>
-              <w:t xml:space="preserve"> </w:t>
-            </w:r>
-          </w:p>
-          <w:p/>
-          <w:p>
-            <w:sdt>
-              <w:sdtPr>
-                <w:id w:val="-1119065347"/>
-                <w:placeholder>
-                  <w:docPart w:val="E6BAAE82FECB4869AAFC7A86FF4CFCED"/>
-                </w:placeholder>
-                <w:temporary/>
-                <w:showingPlcHdr/>
-                <w15:appearance w15:val="hidden"/>
-              </w:sdtPr>
-              <w:sdtContent>
-                <w:r>
-                  <w:t>Sincerely,</w:t>
-                </w:r>
-              </w:sdtContent>
-            </w:sdt>
-            <w:r>
-              <w:t xml:space="preserve"> </w:t>
-            </w:r>
-          </w:p>
-          <w:p/>
-          <w:p>
-            <w:pPr>
-              <w:rPr>
-                <w:rStyle w:val="Bold"/>
-              </w:rPr>
-            </w:pPr>
-            <w:sdt>
-              <w:sdtPr>
-                <w:rPr>
-                  <w:rStyle w:val="Bold"/>
-                </w:rPr>
-                <w:id w:val="-9295208"/>
-                <w:placeholder>
-                  <w:docPart w:val="53321451D5FC47D0A14BE165F241B373"/>
-                </w:placeholder>
-                <w:temporary/>
-                <w:showingPlcHdr/>
-                <w15:appearance w15:val="hidden"/>
-              </w:sdtPr>
-              <w:sdtContent>
-                <w:r>
-                  <w:rPr>
-                    <w:rStyle w:val="Bold"/>
-                  </w:rPr>
-                  <w:t>Angelica Astrom</w:t>
-                </w:r>
-              </w:sdtContent>
-            </w:sdt>
-          </w:p>
-          <w:p>
-            <w:sdt>
-              <w:sdtPr>
-                <w:id w:val="1180234956"/>
-                <w:placeholder>
-                  <w:docPart w:val="F92808C4B18148AEB44BB3807640CBC3"/>
-                </w:placeholder>
-                <w:temporary/>
-                <w:showingPlcHdr/>
-                <w15:appearance w15:val="hidden"/>
-              </w:sdtPr>
-              <w:sdtContent>
-                <w:r>
-                  <w:t>December 13</w:t>
-                </w:r>
-                <w:r>
-                  <w:t>,</w:t>
-                </w:r>
-                <w:r>
-                  <w:t xml:space="preserve"> 20XX</w:t>
-                </w:r>
-              </w:sdtContent>
-            </w:sdt>
-          </w:p>
-          <w:p>
-            <w:pPr>
-              <w:rPr>
-                <w:rStyle w:val="Italics"/>
-              </w:rPr>
-            </w:pPr>
-            <w:sdt>
-              <w:sdtPr>
-                <w:rPr>
-                  <w:rStyle w:val="Italics"/>
-                </w:rPr>
-                <w:id w:val="-908300787"/>
-                <w:placeholder>
-                  <w:docPart w:val="3A005342A5C5498CA9A21D6335F0CAD7"/>
-                </w:placeholder>
-                <w:temporary/>
-                <w:showingPlcHdr/>
-                <w15:appearance w15:val="hidden"/>
-              </w:sdtPr>
-              <w:sdtContent>
-                <w:r>
-                  <w:rPr>
-                    <w:rStyle w:val="Italics"/>
-                  </w:rPr>
-                  <w:t>Enclosure</w:t>
-                </w:r>
-              </w:sdtContent>
-            </w:sdt>
+              <w:rPr>
+                <w:b/>
+                <w:bCs/>
+                <w:sz w:val="22"/>
+                <w:szCs w:val="22"/>
+              </w:rPr>
+            </w:pPr>
           </w:p>
         </w:tc>
       </w:tr>
@@ -783,13 +662,13 @@
     <w:p>
       <w:pPr>
         <w:rPr>
-          <w:color w:val="auto"/>
+          <w:sz w:val="24"/>
         </w:rPr>
       </w:pPr>
     </w:p>
     <w:sectPr>
       <w:pgSz w:w="12240" w:h="15840" w:code="1"/>
-      <w:pgMar w:top="634" w:right="720" w:bottom="432" w:left="720" w:header="0" w:footer="0" w:gutter="0"/>
+      <w:pgMar w:top="720" w:right="720" w:bottom="720" w:left="720" w:header="0" w:footer="0" w:gutter="0"/>
       <w:cols w:space="720"/>
       <w:docGrid w:linePitch="360"/>
     </w:sectPr>
@@ -865,7 +744,7 @@
 <w:numbering xmlns:wpc="http://schemas.microsoft.com/office/word/2010/wordprocessingCanvas" xmlns:cx="http://schemas.microsoft.com/office/drawing/2014/chartex" xmlns:cx1="http://schemas.microsoft.com/office/drawing/2015/9/8/chartex" xmlns:cx2="http://schemas.microsoft.com/office/drawing/2015/10/21/chartex" xmlns:cx3="http://schemas.microsoft.com/office/drawing/2016/5/9/chartex" xmlns:cx4="http://schemas.microsoft.com/office/drawing/2016/5/10/chartex" xmlns:cx5="http://schemas.microsoft.com/office/drawing/2016/5/11/chartex" xmlns:cx6="http://schemas.microsoft.com/office/drawing/2016/5/12/chartex" xmlns:cx7="http://schemas.microsoft.com/office/drawing/2016/5/13/chartex" xmlns:cx8="http://schemas.microsoft.com/office/drawing/2016/5/14/chartex" xmlns:mc="http://schemas.openxmlformats.org/markup-compatibility/2006" xmlns:aink="http://schemas.microsoft.com/office/drawing/2016/ink" xmlns:am3d="http://schemas.microsoft.com/office/drawing/2017/model3d" xmlns:o="urn:schemas-microsoft-com:office:office" xmlns:oel="http://schemas.microsoft.com/office/2019/extlst" xmlns:r="http://schemas.openxmlformats.org/officeDocument/2006/relationships" xmlns:m="http://schemas.openxmlformats.org/officeDocument/2006/math" xmlns:v="urn:schemas-microsoft-com:vml" xmlns:wp14="http://schemas.microsoft.com/office/word/2010/wordprocessingDrawing" xmlns:wp="http://schemas.openxmlformats.org/drawingml/2006/wordprocessingDrawing" xmlns:w10="urn:schemas-microsoft-com:office:word" xmlns:w="http://schemas.openxmlformats.org/wordprocessingml/2006/main" xmlns:w14="http://schemas.microsoft.com/office/word/2010/wordml" xmlns:w15="http://schemas.microsoft.com/office/word/2012/wordml" xmlns:w16cex="http://schemas.microsoft.com/office/word/2018/wordml/cex" xmlns:w16cid="http://schemas.microsoft.com/office/word/2016/wordml/cid" xmlns:w16="http://schemas.microsoft.com/office/word/2018/wordml" xmlns:w16du="http://schemas.microsoft.com/office/word/2023/wordml/word16du" xmlns:w16sdtdh="http://schemas.microsoft.com/office/word/2020/wordml/sdtdatahash" xmlns:w16sdtfl="http://schemas.microsoft.com/office/word/2024/wordml/sdtformatlock" xmlns:w16se="http://schemas.microsoft.com/office/word/2015/wordml/symex" xmlns:wpg="http://schemas.microsoft.com/office/word/2010/wordprocessingGroup" xmlns:wpi="http://schemas.microsoft.com/office/word/2010/wordprocessingInk" xmlns:wne="http://schemas.microsoft.com/office/word/2006/wordml" xmlns:wps="http://schemas.microsoft.com/office/word/2010/wordprocessingShape" mc:Ignorable="w14 w15 w16se w16cid w16 w16cex w16sdtdh w16sdtfl w16du wp14">
   <w:numPicBullet w:numPicBulletId="0">
     <w:pict>
-      <v:shapetype w14:anchorId="13280C38" id="_x0000_t75" coordsize="21600,21600" o:spt="75" o:preferrelative="t" path="m@4@5l@4@11@9@11@9@5xe" filled="f" stroked="f">
+      <v:shapetype w14:anchorId="7F92B55D" id="_x0000_t75" coordsize="21600,21600" o:spt="75" o:preferrelative="t" path="m@4@5l@4@11@9@11@9@5xe" filled="f" stroked="f">
         <v:stroke joinstyle="miter"/>
         <v:formulas>
           <v:f eqn="if lineDrawn pixelLineWidth 0"/>
@@ -2783,1595 +2662,6 @@
 </w:styles>
 </file>
 
-<file path=word/glossary/document.xml><?xml version="1.0" encoding="utf-8"?>
-<w:glossaryDocument xmlns:wpc="http://schemas.microsoft.com/office/word/2010/wordprocessingCanvas" xmlns:cx="http://schemas.microsoft.com/office/drawing/2014/chartex" xmlns:cx1="http://schemas.microsoft.com/office/drawing/2015/9/8/chartex" xmlns:cx2="http://schemas.microsoft.com/office/drawing/2015/10/21/chartex" xmlns:cx3="http://schemas.microsoft.com/office/drawing/2016/5/9/chartex" xmlns:cx4="http://schemas.microsoft.com/office/drawing/2016/5/10/chartex" xmlns:cx5="http://schemas.microsoft.com/office/drawing/2016/5/11/chartex" xmlns:cx6="http://schemas.microsoft.com/office/drawing/2016/5/12/chartex" xmlns:cx7="http://schemas.microsoft.com/office/drawing/2016/5/13/chartex" xmlns:cx8="http://schemas.microsoft.com/office/drawing/2016/5/14/chartex" xmlns:mc="http://schemas.openxmlformats.org/markup-compatibility/2006" xmlns:aink="http://schemas.microsoft.com/office/drawing/2016/ink" xmlns:am3d="http://schemas.microsoft.com/office/drawing/2017/model3d" xmlns:o="urn:schemas-microsoft-com:office:office" xmlns:oel="http://schemas.microsoft.com/office/2019/extlst" xmlns:r="http://schemas.openxmlformats.org/officeDocument/2006/relationships" xmlns:m="http://schemas.openxmlformats.org/officeDocument/2006/math" xmlns:v="urn:schemas-microsoft-com:vml" xmlns:wp14="http://schemas.microsoft.com/office/word/2010/wordprocessingDrawing" xmlns:wp="http://schemas.openxmlformats.org/drawingml/2006/wordprocessingDrawing" xmlns:w10="urn:schemas-microsoft-com:office:word" xmlns:w="http://schemas.openxmlformats.org/wordprocessingml/2006/main" xmlns:w14="http://schemas.microsoft.com/office/word/2010/wordml" xmlns:w15="http://schemas.microsoft.com/office/word/2012/wordml" xmlns:w16cex="http://schemas.microsoft.com/office/word/2018/wordml/cex" xmlns:w16cid="http://schemas.microsoft.com/office/word/2016/wordml/cid" xmlns:w16="http://schemas.microsoft.com/office/word/2018/wordml" xmlns:w16du="http://schemas.microsoft.com/office/word/2023/wordml/word16du" xmlns:w16sdtdh="http://schemas.microsoft.com/office/word/2020/wordml/sdtdatahash" xmlns:w16sdtfl="http://schemas.microsoft.com/office/word/2024/wordml/sdtformatlock" xmlns:w16se="http://schemas.microsoft.com/office/word/2015/wordml/symex" xmlns:wpg="http://schemas.microsoft.com/office/word/2010/wordprocessingGroup" xmlns:wpi="http://schemas.microsoft.com/office/word/2010/wordprocessingInk" xmlns:wne="http://schemas.microsoft.com/office/word/2006/wordml" xmlns:wps="http://schemas.microsoft.com/office/word/2010/wordprocessingShape" mc:Ignorable="w14 w15 w16se w16cid w16 w16cex w16sdtdh w16sdtfl w16du wp14">
-  <w:docParts>
-    <w:docPart>
-      <w:docPartPr>
-        <w:name w:val="5853A0A0961B42CBB5F872D7EF1021F5"/>
-        <w:category>
-          <w:name w:val="General"/>
-          <w:gallery w:val="placeholder"/>
-        </w:category>
-        <w:types>
-          <w:type w:val="bbPlcHdr"/>
-        </w:types>
-        <w:behaviors>
-          <w:behavior w:val="content"/>
-        </w:behaviors>
-        <w:guid w:val="{FBB9EB58-707E-4B88-B615-818E2BC28274}"/>
-      </w:docPartPr>
-      <w:docPartBody>
-        <w:p>
-          <w:pPr>
-            <w:pStyle w:val="5853A0A0961B42CBB5F872D7EF1021F5"/>
-          </w:pPr>
-          <w:r>
-            <w:t>User research</w:t>
-          </w:r>
-        </w:p>
-      </w:docPartBody>
-    </w:docPart>
-    <w:docPart>
-      <w:docPartPr>
-        <w:name w:val="0CB8E249356A496D97F401DEDDD8AE33"/>
-        <w:category>
-          <w:name w:val="General"/>
-          <w:gallery w:val="placeholder"/>
-        </w:category>
-        <w:types>
-          <w:type w:val="bbPlcHdr"/>
-        </w:types>
-        <w:behaviors>
-          <w:behavior w:val="content"/>
-        </w:behaviors>
-        <w:guid w:val="{988446DD-76AC-4C20-9BDD-B4406D86BC1F}"/>
-      </w:docPartPr>
-      <w:docPartBody>
-        <w:p>
-          <w:pPr>
-            <w:pStyle w:val="0CB8E249356A496D97F401DEDDD8AE33"/>
-          </w:pPr>
-          <w:r>
-            <w:t>Usability testing</w:t>
-          </w:r>
-        </w:p>
-      </w:docPartBody>
-    </w:docPart>
-    <w:docPart>
-      <w:docPartPr>
-        <w:name w:val="304E33751479461DB31375325ECBA519"/>
-        <w:category>
-          <w:name w:val="General"/>
-          <w:gallery w:val="placeholder"/>
-        </w:category>
-        <w:types>
-          <w:type w:val="bbPlcHdr"/>
-        </w:types>
-        <w:behaviors>
-          <w:behavior w:val="content"/>
-        </w:behaviors>
-        <w:guid w:val="{3AB7B5D1-D4AA-4122-A59B-E971AFC98568}"/>
-      </w:docPartPr>
-      <w:docPartBody>
-        <w:p>
-          <w:pPr>
-            <w:pStyle w:val="304E33751479461DB31375325ECBA519"/>
-          </w:pPr>
-          <w:r>
-            <w:t>Wireframing &amp; prototyping</w:t>
-          </w:r>
-        </w:p>
-      </w:docPartBody>
-    </w:docPart>
-    <w:docPart>
-      <w:docPartPr>
-        <w:name w:val="8BFED1A05AC74E10B5ABC44F307555BA"/>
-        <w:category>
-          <w:name w:val="General"/>
-          <w:gallery w:val="placeholder"/>
-        </w:category>
-        <w:types>
-          <w:type w:val="bbPlcHdr"/>
-        </w:types>
-        <w:behaviors>
-          <w:behavior w:val="content"/>
-        </w:behaviors>
-        <w:guid w:val="{D1142FC1-F15F-4A3D-8CE0-F9AC43221827}"/>
-      </w:docPartPr>
-      <w:docPartBody>
-        <w:p>
-          <w:pPr>
-            <w:pStyle w:val="8BFED1A05AC74E10B5ABC44F307555BA"/>
-          </w:pPr>
-          <w:r>
-            <w:t>Project management &amp; leadership</w:t>
-          </w:r>
-        </w:p>
-      </w:docPartBody>
-    </w:docPart>
-    <w:docPart>
-      <w:docPartPr>
-        <w:name w:val="DA2E93D5A35E48088DE924E4F6C30DB8"/>
-        <w:category>
-          <w:name w:val="General"/>
-          <w:gallery w:val="placeholder"/>
-        </w:category>
-        <w:types>
-          <w:type w:val="bbPlcHdr"/>
-        </w:types>
-        <w:behaviors>
-          <w:behavior w:val="content"/>
-        </w:behaviors>
-        <w:guid w:val="{CCB35C5A-A2FF-4BB2-B5E5-69289475659A}"/>
-      </w:docPartPr>
-      <w:docPartBody>
-        <w:p>
-          <w:r>
-            <w:t>I am passionate about designing digital experiences that are both visually stunning and intuitive, and always strive to create designs that delight and engage users.</w:t>
-          </w:r>
-        </w:p>
-      </w:docPartBody>
-    </w:docPart>
-    <w:docPart>
-      <w:docPartPr>
-        <w:name w:val="AB6115D2B3F74997A7507A5FC2C3336B"/>
-        <w:category>
-          <w:name w:val="General"/>
-          <w:gallery w:val="placeholder"/>
-        </w:category>
-        <w:types>
-          <w:type w:val="bbPlcHdr"/>
-        </w:types>
-        <w:behaviors>
-          <w:behavior w:val="content"/>
-        </w:behaviors>
-        <w:guid w:val="{A2B27FE4-B382-45D7-9866-E36EBAFBC90E}"/>
-      </w:docPartPr>
-      <w:docPartBody>
-        <w:p>
-          <w:r>
-            <w:t>DEAR JOSEPH PRICE</w:t>
-          </w:r>
-          <w:r>
-            <w:t>:</w:t>
-          </w:r>
-        </w:p>
-      </w:docPartBody>
-    </w:docPart>
-    <w:docPart>
-      <w:docPartPr>
-        <w:name w:val="75725DE27F9040EE8AF9341386F8607D"/>
-        <w:category>
-          <w:name w:val="General"/>
-          <w:gallery w:val="placeholder"/>
-        </w:category>
-        <w:types>
-          <w:type w:val="bbPlcHdr"/>
-        </w:types>
-        <w:behaviors>
-          <w:behavior w:val="content"/>
-        </w:behaviors>
-        <w:guid w:val="{3B99E405-E2D5-4EBB-BCC4-698050F23BC6}"/>
-      </w:docPartPr>
-      <w:docPartBody>
-        <w:p>
-          <w:pPr>
-            <w:pStyle w:val="75725DE27F9040EE8AF9341386F8607D4"/>
-          </w:pPr>
-          <w:r>
-            <w:rPr>
-              <w:color w:val="auto"/>
-              <w:szCs w:val="20"/>
-            </w:rPr>
-            <w:t>I am writing in response to your online advertisement for a UX designer. After reading your job description, I am confident that my skills and my passion for technology are a perfect match for this position. I would bring to your company a broad range of skills, including:</w:t>
-          </w:r>
-        </w:p>
-      </w:docPartBody>
-    </w:docPart>
-    <w:docPart>
-      <w:docPartPr>
-        <w:name w:val="D36F4BBF6EC24FFA8DFA995D6A3DD733"/>
-        <w:category>
-          <w:name w:val="General"/>
-          <w:gallery w:val="placeholder"/>
-        </w:category>
-        <w:types>
-          <w:type w:val="bbPlcHdr"/>
-        </w:types>
-        <w:behaviors>
-          <w:behavior w:val="content"/>
-        </w:behaviors>
-        <w:guid w:val="{B58E5A4D-57FA-46D0-A9DE-7EB56D76C7A6}"/>
-      </w:docPartPr>
-      <w:docPartBody>
-        <w:p>
-          <w:r>
-            <w:t>U</w:t>
-          </w:r>
-          <w:r>
-            <w:t>I/UX design</w:t>
-          </w:r>
-        </w:p>
-      </w:docPartBody>
-    </w:docPart>
-    <w:docPart>
-      <w:docPartPr>
-        <w:name w:val="4113D32113CD4228B189B7F733FC04B4"/>
-        <w:category>
-          <w:name w:val="General"/>
-          <w:gallery w:val="placeholder"/>
-        </w:category>
-        <w:types>
-          <w:type w:val="bbPlcHdr"/>
-        </w:types>
-        <w:behaviors>
-          <w:behavior w:val="content"/>
-        </w:behaviors>
-        <w:guid w:val="{2529DF40-B6F8-4E42-B756-EC2EB276793F}"/>
-      </w:docPartPr>
-      <w:docPartBody>
-        <w:p>
-          <w:r>
-            <w:t>I would welcome the opportunity to further discuss this position with you. If you have questions or would like to schedule an interview, please contact me by phone at</w:t>
-          </w:r>
-        </w:p>
-      </w:docPartBody>
-    </w:docPart>
-    <w:docPart>
-      <w:docPartPr>
-        <w:name w:val="53321451D5FC47D0A14BE165F241B373"/>
-        <w:category>
-          <w:name w:val="General"/>
-          <w:gallery w:val="placeholder"/>
-        </w:category>
-        <w:types>
-          <w:type w:val="bbPlcHdr"/>
-        </w:types>
-        <w:behaviors>
-          <w:behavior w:val="content"/>
-        </w:behaviors>
-        <w:guid w:val="{ACA30023-64D0-4A61-ADBE-34B69825A9BB}"/>
-      </w:docPartPr>
-      <w:docPartBody>
-        <w:p>
-          <w:pPr>
-            <w:pStyle w:val="53321451D5FC47D0A14BE165F241B3734"/>
-          </w:pPr>
-          <w:r>
-            <w:rPr>
-              <w:rStyle w:val="Bold"/>
-            </w:rPr>
-            <w:t>Angelica Astrom</w:t>
-          </w:r>
-        </w:p>
-      </w:docPartBody>
-    </w:docPart>
-    <w:docPart>
-      <w:docPartPr>
-        <w:name w:val="F92808C4B18148AEB44BB3807640CBC3"/>
-        <w:category>
-          <w:name w:val="General"/>
-          <w:gallery w:val="placeholder"/>
-        </w:category>
-        <w:types>
-          <w:type w:val="bbPlcHdr"/>
-        </w:types>
-        <w:behaviors>
-          <w:behavior w:val="content"/>
-        </w:behaviors>
-        <w:guid w:val="{761BABA2-0D3B-4CFD-862E-2DE02DAAEB18}"/>
-      </w:docPartPr>
-      <w:docPartBody>
-        <w:p>
-          <w:r>
-            <w:t>December 13, 20XX</w:t>
-          </w:r>
-        </w:p>
-      </w:docPartBody>
-    </w:docPart>
-    <w:docPart>
-      <w:docPartPr>
-        <w:name w:val="3A005342A5C5498CA9A21D6335F0CAD7"/>
-        <w:category>
-          <w:name w:val="General"/>
-          <w:gallery w:val="placeholder"/>
-        </w:category>
-        <w:types>
-          <w:type w:val="bbPlcHdr"/>
-        </w:types>
-        <w:behaviors>
-          <w:behavior w:val="content"/>
-        </w:behaviors>
-        <w:guid w:val="{7761282A-6EFF-4781-A480-5B9DE31CEE63}"/>
-      </w:docPartPr>
-      <w:docPartBody>
-        <w:p>
-          <w:pPr>
-            <w:pStyle w:val="3A005342A5C5498CA9A21D6335F0CAD74"/>
-          </w:pPr>
-          <w:r>
-            <w:rPr>
-              <w:rStyle w:val="Italics"/>
-            </w:rPr>
-            <w:t>Enclosure</w:t>
-          </w:r>
-        </w:p>
-      </w:docPartBody>
-    </w:docPart>
-    <w:docPart>
-      <w:docPartPr>
-        <w:name w:val="CA8EFB1E7B9A422D846A04CE5B246E5C"/>
-        <w:category>
-          <w:name w:val="General"/>
-          <w:gallery w:val="placeholder"/>
-        </w:category>
-        <w:types>
-          <w:type w:val="bbPlcHdr"/>
-        </w:types>
-        <w:behaviors>
-          <w:behavior w:val="content"/>
-        </w:behaviors>
-        <w:guid w:val="{31FB9CF4-E925-444A-8D20-943CD5BC9253}"/>
-      </w:docPartPr>
-      <w:docPartBody>
-        <w:p>
-          <w:pPr>
-            <w:pStyle w:val="CA8EFB1E7B9A422D846A04CE5B246E5C2"/>
-          </w:pPr>
-          <w:r>
-            <w:rPr>
-              <w:rStyle w:val="Bold"/>
-            </w:rPr>
-            <w:t>(212) 555-0155</w:t>
-          </w:r>
-        </w:p>
-      </w:docPartBody>
-    </w:docPart>
-    <w:docPart>
-      <w:docPartPr>
-        <w:name w:val="901ABE1C4567499E86701916B9446406"/>
-        <w:category>
-          <w:name w:val="General"/>
-          <w:gallery w:val="placeholder"/>
-        </w:category>
-        <w:types>
-          <w:type w:val="bbPlcHdr"/>
-        </w:types>
-        <w:behaviors>
-          <w:behavior w:val="content"/>
-        </w:behaviors>
-        <w:guid w:val="{6A592A47-71E2-4D8E-9923-19B5FCFAAA18}"/>
-      </w:docPartPr>
-      <w:docPartBody>
-        <w:p>
-          <w:r>
-            <w:t>or by email at</w:t>
-          </w:r>
-        </w:p>
-      </w:docPartBody>
-    </w:docPart>
-    <w:docPart>
-      <w:docPartPr>
-        <w:name w:val="22C7D7056995400E82762BBE5655B054"/>
-        <w:category>
-          <w:name w:val="General"/>
-          <w:gallery w:val="placeholder"/>
-        </w:category>
-        <w:types>
-          <w:type w:val="bbPlcHdr"/>
-        </w:types>
-        <w:behaviors>
-          <w:behavior w:val="content"/>
-        </w:behaviors>
-        <w:guid w:val="{70842DAD-69EF-4763-A704-DCD75D9F82D3}"/>
-      </w:docPartPr>
-      <w:docPartBody>
-        <w:p>
-          <w:pPr>
-            <w:pStyle w:val="22C7D7056995400E82762BBE5655B0542"/>
-          </w:pPr>
-          <w:r>
-            <w:rPr>
-              <w:rStyle w:val="Bold"/>
-            </w:rPr>
-            <w:t>angelica@example.com</w:t>
-          </w:r>
-        </w:p>
-      </w:docPartBody>
-    </w:docPart>
-    <w:docPart>
-      <w:docPartPr>
-        <w:name w:val="0CEF07129F9441808E08685128A4B61B"/>
-        <w:category>
-          <w:name w:val="General"/>
-          <w:gallery w:val="placeholder"/>
-        </w:category>
-        <w:types>
-          <w:type w:val="bbPlcHdr"/>
-        </w:types>
-        <w:behaviors>
-          <w:behavior w:val="content"/>
-        </w:behaviors>
-        <w:guid w:val="{60D93838-891E-4543-BE31-4E9F7ACA852F}"/>
-      </w:docPartPr>
-      <w:docPartBody>
-        <w:p>
-          <w:r>
-            <w:t>. I have enclosed my resume for your review, and I look forward to hearing from you.</w:t>
-          </w:r>
-        </w:p>
-      </w:docPartBody>
-    </w:docPart>
-    <w:docPart>
-      <w:docPartPr>
-        <w:name w:val="E6BAAE82FECB4869AAFC7A86FF4CFCED"/>
-        <w:category>
-          <w:name w:val="General"/>
-          <w:gallery w:val="placeholder"/>
-        </w:category>
-        <w:types>
-          <w:type w:val="bbPlcHdr"/>
-        </w:types>
-        <w:behaviors>
-          <w:behavior w:val="content"/>
-        </w:behaviors>
-        <w:guid w:val="{8E6F3E99-7CBF-4037-99CA-7A7F02F57372}"/>
-      </w:docPartPr>
-      <w:docPartBody>
-        <w:p>
-          <w:r>
-            <w:t>Sincerely,</w:t>
-          </w:r>
-        </w:p>
-      </w:docPartBody>
-    </w:docPart>
-  </w:docParts>
-</w:glossaryDocument>
-</file>
-
-<file path=word/glossary/fontTable.xml><?xml version="1.0" encoding="utf-8"?>
-<w:fonts xmlns:mc="http://schemas.openxmlformats.org/markup-compatibility/2006" xmlns:r="http://schemas.openxmlformats.org/officeDocument/2006/relationships" xmlns:w="http://schemas.openxmlformats.org/wordprocessingml/2006/main" xmlns:w14="http://schemas.microsoft.com/office/word/2010/wordml" xmlns:w15="http://schemas.microsoft.com/office/word/2012/wordml" xmlns:w16cex="http://schemas.microsoft.com/office/word/2018/wordml/cex" xmlns:w16cid="http://schemas.microsoft.com/office/word/2016/wordml/cid" xmlns:w16="http://schemas.microsoft.com/office/word/2018/wordml" xmlns:w16du="http://schemas.microsoft.com/office/word/2023/wordml/word16du" xmlns:w16sdtdh="http://schemas.microsoft.com/office/word/2020/wordml/sdtdatahash" xmlns:w16sdtfl="http://schemas.microsoft.com/office/word/2024/wordml/sdtformatlock" xmlns:w16se="http://schemas.microsoft.com/office/word/2015/wordml/symex" mc:Ignorable="w14 w15 w16se w16cid w16 w16cex w16sdtdh w16sdtfl w16du">
-  <w:font w:name="Symbol">
-    <w:panose1 w:val="05050102010706020507"/>
-    <w:charset w:val="02"/>
-    <w:family w:val="roman"/>
-    <w:pitch w:val="variable"/>
-    <w:sig w:usb0="00000000" w:usb1="10000000" w:usb2="00000000" w:usb3="00000000" w:csb0="80000000" w:csb1="00000000"/>
-  </w:font>
-  <w:font w:name="Times New Roman">
-    <w:panose1 w:val="02020603050405020304"/>
-    <w:charset w:val="00"/>
-    <w:family w:val="roman"/>
-    <w:pitch w:val="variable"/>
-    <w:sig w:usb0="E0002EFF" w:usb1="C000785B" w:usb2="00000009" w:usb3="00000000" w:csb0="000001FF" w:csb1="00000000"/>
-  </w:font>
-  <w:font w:name="Courier New">
-    <w:panose1 w:val="02070309020205020404"/>
-    <w:charset w:val="00"/>
-    <w:family w:val="modern"/>
-    <w:pitch w:val="fixed"/>
-    <w:sig w:usb0="E0002EFF" w:usb1="C0007843" w:usb2="00000009" w:usb3="00000000" w:csb0="000001FF" w:csb1="00000000"/>
-  </w:font>
-  <w:font w:name="Wingdings">
-    <w:panose1 w:val="05000000000000000000"/>
-    <w:charset w:val="02"/>
-    <w:family w:val="auto"/>
-    <w:pitch w:val="variable"/>
-    <w:sig w:usb0="00000000" w:usb1="10000000" w:usb2="00000000" w:usb3="00000000" w:csb0="80000000" w:csb1="00000000"/>
-  </w:font>
-  <w:font w:name="Century Gothic">
-    <w:panose1 w:val="020B0502020202020204"/>
-    <w:charset w:val="00"/>
-    <w:family w:val="swiss"/>
-    <w:pitch w:val="variable"/>
-    <w:sig w:usb0="00000287" w:usb1="00000000" w:usb2="00000000" w:usb3="00000000" w:csb0="0000009F" w:csb1="00000000"/>
-  </w:font>
-  <w:font w:name="Aptos">
-    <w:charset w:val="00"/>
-    <w:family w:val="swiss"/>
-    <w:pitch w:val="variable"/>
-    <w:sig w:usb0="20000287" w:usb1="00000003" w:usb2="00000000" w:usb3="00000000" w:csb0="0000019F" w:csb1="00000000"/>
-  </w:font>
-  <w:font w:name="Aptos Display">
-    <w:charset w:val="00"/>
-    <w:family w:val="swiss"/>
-    <w:pitch w:val="variable"/>
-    <w:sig w:usb0="20000287" w:usb1="00000003" w:usb2="00000000" w:usb3="00000000" w:csb0="0000019F" w:csb1="00000000"/>
-  </w:font>
-</w:fonts>
-</file>
-
-<file path=word/glossary/settings.xml><?xml version="1.0" encoding="utf-8"?>
-<w:settings xmlns:mc="http://schemas.openxmlformats.org/markup-compatibility/2006" xmlns:o="urn:schemas-microsoft-com:office:office" xmlns:r="http://schemas.openxmlformats.org/officeDocument/2006/relationships" xmlns:m="http://schemas.openxmlformats.org/officeDocument/2006/math" xmlns:v="urn:schemas-microsoft-com:vml" xmlns:w10="urn:schemas-microsoft-com:office:word" xmlns:w="http://schemas.openxmlformats.org/wordprocessingml/2006/main" xmlns:w14="http://schemas.microsoft.com/office/word/2010/wordml" xmlns:w15="http://schemas.microsoft.com/office/word/2012/wordml" xmlns:w16cex="http://schemas.microsoft.com/office/word/2018/wordml/cex" xmlns:w16cid="http://schemas.microsoft.com/office/word/2016/wordml/cid" xmlns:w16="http://schemas.microsoft.com/office/word/2018/wordml" xmlns:w16du="http://schemas.microsoft.com/office/word/2023/wordml/word16du" xmlns:w16sdtdh="http://schemas.microsoft.com/office/word/2020/wordml/sdtdatahash" xmlns:w16sdtfl="http://schemas.microsoft.com/office/word/2024/wordml/sdtformatlock" xmlns:w16se="http://schemas.microsoft.com/office/word/2015/wordml/symex" xmlns:sl="http://schemas.openxmlformats.org/schemaLibrary/2006/main" mc:Ignorable="w14 w15 w16se w16cid w16 w16cex w16sdtdh w16sdtfl w16du">
-  <w:view w:val="normal"/>
-  <w:defaultTabStop w:val="720"/>
-  <w:characterSpacingControl w:val="doNotCompress"/>
-  <w:compat>
-    <w:useFELayout/>
-    <w:compatSetting w:name="compatibilityMode" w:uri="http://schemas.microsoft.com/office/word" w:val="15"/>
-    <w:compatSetting w:name="overrideTableStyleFontSizeAndJustification" w:uri="http://schemas.microsoft.com/office/word" w:val="1"/>
-    <w:compatSetting w:name="enableOpenTypeFeatures" w:uri="http://schemas.microsoft.com/office/word" w:val="1"/>
-    <w:compatSetting w:name="doNotFlipMirrorIndents" w:uri="http://schemas.microsoft.com/office/word" w:val="1"/>
-    <w:compatSetting w:name="differentiateMultirowTableHeaders" w:uri="http://schemas.microsoft.com/office/word" w:val="1"/>
-    <w:compatSetting w:name="useWord2013TrackBottomHyphenation" w:uri="http://schemas.microsoft.com/office/word" w:val="1"/>
-  </w:compat>
-  <w:rsids>
-    <w:rsidRoot w:val="00E02142"/>
-    <w:rsid w:val="00040537"/>
-    <w:rsid w:val="000D0751"/>
-    <w:rsid w:val="001C0110"/>
-    <w:rsid w:val="00254B6C"/>
-    <w:rsid w:val="00311007"/>
-    <w:rsid w:val="00406FB1"/>
-    <w:rsid w:val="00493E22"/>
-    <w:rsid w:val="004C5710"/>
-    <w:rsid w:val="005B4924"/>
-    <w:rsid w:val="00794804"/>
-    <w:rsid w:val="007B09EB"/>
-    <w:rsid w:val="00857D53"/>
-    <w:rsid w:val="008A3F44"/>
-    <w:rsid w:val="009A2F03"/>
-    <w:rsid w:val="00AA5CAF"/>
-    <w:rsid w:val="00AB23F8"/>
-    <w:rsid w:val="00B37E79"/>
-    <w:rsid w:val="00B80877"/>
-    <w:rsid w:val="00BA1918"/>
-    <w:rsid w:val="00C760D6"/>
-    <w:rsid w:val="00C842F7"/>
-    <w:rsid w:val="00D2677E"/>
-    <w:rsid w:val="00D47A41"/>
-    <w:rsid w:val="00E02142"/>
-  </w:rsids>
-  <m:mathPr>
-    <m:mathFont m:val="Cambria Math"/>
-    <m:brkBin m:val="before"/>
-    <m:brkBinSub m:val="--"/>
-    <m:smallFrac m:val="0"/>
-    <m:dispDef/>
-    <m:lMargin m:val="0"/>
-    <m:rMargin m:val="0"/>
-    <m:defJc m:val="centerGroup"/>
-    <m:wrapIndent m:val="1440"/>
-    <m:intLim m:val="subSup"/>
-    <m:naryLim m:val="undOvr"/>
-  </m:mathPr>
-  <w:themeFontLang w:val="en-US"/>
-  <w:clrSchemeMapping w:bg1="light1" w:t1="dark1" w:bg2="light2" w:t2="dark2" w:accent1="accent1" w:accent2="accent2" w:accent3="accent3" w:accent4="accent4" w:accent5="accent5" w:accent6="accent6" w:hyperlink="hyperlink" w:followedHyperlink="followedHyperlink"/>
-  <w:decimalSymbol w:val="."/>
-  <w:listSeparator w:val=","/>
-  <w15:chartTrackingRefBased/>
-</w:settings>
-</file>
-
-<file path=word/glossary/styles.xml><?xml version="1.0" encoding="utf-8"?>
-<w:styles xmlns:mc="http://schemas.openxmlformats.org/markup-compatibility/2006" xmlns:r="http://schemas.openxmlformats.org/officeDocument/2006/relationships" xmlns:w="http://schemas.openxmlformats.org/wordprocessingml/2006/main" xmlns:w14="http://schemas.microsoft.com/office/word/2010/wordml" xmlns:w15="http://schemas.microsoft.com/office/word/2012/wordml" xmlns:w16cex="http://schemas.microsoft.com/office/word/2018/wordml/cex" xmlns:w16cid="http://schemas.microsoft.com/office/word/2016/wordml/cid" xmlns:w16="http://schemas.microsoft.com/office/word/2018/wordml" xmlns:w16du="http://schemas.microsoft.com/office/word/2023/wordml/word16du" xmlns:w16sdtdh="http://schemas.microsoft.com/office/word/2020/wordml/sdtdatahash" xmlns:w16sdtfl="http://schemas.microsoft.com/office/word/2024/wordml/sdtformatlock" xmlns:w16se="http://schemas.microsoft.com/office/word/2015/wordml/symex" mc:Ignorable="w14 w15 w16se w16cid w16 w16cex w16sdtdh w16sdtfl w16du">
-  <w:docDefaults>
-    <w:rPrDefault>
-      <w:rPr>
-        <w:rFonts w:asciiTheme="minorHAnsi" w:eastAsiaTheme="minorEastAsia" w:hAnsiTheme="minorHAnsi" w:cstheme="minorBidi"/>
-        <w:sz w:val="22"/>
-        <w:szCs w:val="22"/>
-        <w:lang w:val="en-US" w:eastAsia="en-US" w:bidi="ar-SA"/>
-      </w:rPr>
-    </w:rPrDefault>
-    <w:pPrDefault>
-      <w:pPr>
-        <w:spacing w:after="160" w:line="259" w:lineRule="auto"/>
-      </w:pPr>
-    </w:pPrDefault>
-  </w:docDefaults>
-  <w:latentStyles w:defLockedState="0" w:defUIPriority="99" w:defSemiHidden="0" w:defUnhideWhenUsed="0" w:defQFormat="0" w:count="376">
-    <w:lsdException w:name="Normal" w:uiPriority="0" w:qFormat="1"/>
-    <w:lsdException w:name="heading 1" w:uiPriority="9" w:qFormat="1"/>
-    <w:lsdException w:name="heading 2" w:semiHidden="1" w:uiPriority="9" w:unhideWhenUsed="1" w:qFormat="1"/>
-    <w:lsdException w:name="heading 3" w:semiHidden="1" w:uiPriority="9" w:unhideWhenUsed="1" w:qFormat="1"/>
-    <w:lsdException w:name="heading 4" w:semiHidden="1" w:uiPriority="9" w:unhideWhenUsed="1" w:qFormat="1"/>
-    <w:lsdException w:name="heading 5" w:semiHidden="1" w:uiPriority="9" w:unhideWhenUsed="1" w:qFormat="1"/>
-    <w:lsdException w:name="heading 6" w:semiHidden="1" w:uiPriority="9" w:unhideWhenUsed="1" w:qFormat="1"/>
-    <w:lsdException w:name="heading 7" w:semiHidden="1" w:uiPriority="9" w:unhideWhenUsed="1" w:qFormat="1"/>
-    <w:lsdException w:name="heading 8" w:semiHidden="1" w:uiPriority="9" w:unhideWhenUsed="1" w:qFormat="1"/>
-    <w:lsdException w:name="heading 9" w:semiHidden="1" w:uiPriority="9" w:unhideWhenUsed="1" w:qFormat="1"/>
-    <w:lsdException w:name="index 1" w:semiHidden="1" w:unhideWhenUsed="1"/>
-    <w:lsdException w:name="index 2" w:semiHidden="1" w:unhideWhenUsed="1"/>
-    <w:lsdException w:name="index 3" w:semiHidden="1" w:unhideWhenUsed="1"/>
-    <w:lsdException w:name="index 4" w:semiHidden="1" w:unhideWhenUsed="1"/>
-    <w:lsdException w:name="index 5" w:semiHidden="1" w:unhideWhenUsed="1"/>
-    <w:lsdException w:name="index 6" w:semiHidden="1" w:unhideWhenUsed="1"/>
-    <w:lsdException w:name="index 7" w:semiHidden="1" w:unhideWhenUsed="1"/>
-    <w:lsdException w:name="index 8" w:semiHidden="1" w:unhideWhenUsed="1"/>
-    <w:lsdException w:name="index 9" w:semiHidden="1" w:unhideWhenUsed="1"/>
-    <w:lsdException w:name="toc 1" w:semiHidden="1" w:uiPriority="39" w:unhideWhenUsed="1"/>
-    <w:lsdException w:name="toc 2" w:semiHidden="1" w:uiPriority="39" w:unhideWhenUsed="1"/>
-    <w:lsdException w:name="toc 3" w:semiHidden="1" w:uiPriority="39" w:unhideWhenUsed="1"/>
-    <w:lsdException w:name="toc 4" w:semiHidden="1" w:uiPriority="39" w:unhideWhenUsed="1"/>
-    <w:lsdException w:name="toc 5" w:semiHidden="1" w:uiPriority="39" w:unhideWhenUsed="1"/>
-    <w:lsdException w:name="toc 6" w:semiHidden="1" w:uiPriority="39" w:unhideWhenUsed="1"/>
-    <w:lsdException w:name="toc 7" w:semiHidden="1" w:uiPriority="39" w:unhideWhenUsed="1"/>
-    <w:lsdException w:name="toc 8" w:semiHidden="1" w:uiPriority="39" w:unhideWhenUsed="1"/>
-    <w:lsdException w:name="toc 9" w:semiHidden="1" w:uiPriority="39" w:unhideWhenUsed="1"/>
-    <w:lsdException w:name="Normal Indent" w:semiHidden="1" w:unhideWhenUsed="1"/>
-    <w:lsdException w:name="footnote text" w:semiHidden="1" w:unhideWhenUsed="1"/>
-    <w:lsdException w:name="annotation text" w:semiHidden="1" w:unhideWhenUsed="1"/>
-    <w:lsdException w:name="header" w:semiHidden="1" w:unhideWhenUsed="1"/>
-    <w:lsdException w:name="footer" w:semiHidden="1" w:unhideWhenUsed="1"/>
-    <w:lsdException w:name="index heading" w:semiHidden="1" w:unhideWhenUsed="1"/>
-    <w:lsdException w:name="caption" w:semiHidden="1" w:uiPriority="35" w:unhideWhenUsed="1" w:qFormat="1"/>
-    <w:lsdException w:name="table of figures" w:semiHidden="1" w:unhideWhenUsed="1"/>
-    <w:lsdException w:name="envelope address" w:semiHidden="1" w:unhideWhenUsed="1"/>
-    <w:lsdException w:name="envelope return" w:semiHidden="1" w:unhideWhenUsed="1"/>
-    <w:lsdException w:name="footnote reference" w:semiHidden="1" w:unhideWhenUsed="1"/>
-    <w:lsdException w:name="annotation reference" w:semiHidden="1" w:unhideWhenUsed="1"/>
-    <w:lsdException w:name="line number" w:semiHidden="1" w:unhideWhenUsed="1"/>
-    <w:lsdException w:name="page number" w:semiHidden="1" w:unhideWhenUsed="1"/>
-    <w:lsdException w:name="endnote reference" w:semiHidden="1" w:unhideWhenUsed="1"/>
-    <w:lsdException w:name="endnote text" w:semiHidden="1" w:unhideWhenUsed="1"/>
-    <w:lsdException w:name="table of authorities" w:semiHidden="1" w:unhideWhenUsed="1"/>
-    <w:lsdException w:name="macro" w:semiHidden="1" w:unhideWhenUsed="1"/>
-    <w:lsdException w:name="toa heading" w:semiHidden="1" w:unhideWhenUsed="1"/>
-    <w:lsdException w:name="List" w:semiHidden="1" w:unhideWhenUsed="1"/>
-    <w:lsdException w:name="List Bullet" w:semiHidden="1" w:unhideWhenUsed="1"/>
-    <w:lsdException w:name="List Number" w:semiHidden="1" w:unhideWhenUsed="1"/>
-    <w:lsdException w:name="List 2" w:semiHidden="1" w:unhideWhenUsed="1"/>
-    <w:lsdException w:name="List 3" w:semiHidden="1" w:unhideWhenUsed="1"/>
-    <w:lsdException w:name="List 4" w:semiHidden="1" w:unhideWhenUsed="1"/>
-    <w:lsdException w:name="List 5" w:semiHidden="1" w:unhideWhenUsed="1"/>
-    <w:lsdException w:name="List Bullet 2" w:semiHidden="1" w:unhideWhenUsed="1"/>
-    <w:lsdException w:name="List Bullet 3" w:semiHidden="1" w:unhideWhenUsed="1"/>
-    <w:lsdException w:name="List Bullet 4" w:semiHidden="1" w:unhideWhenUsed="1"/>
-    <w:lsdException w:name="List Bullet 5" w:semiHidden="1" w:unhideWhenUsed="1"/>
-    <w:lsdException w:name="List Number 2" w:semiHidden="1" w:unhideWhenUsed="1"/>
-    <w:lsdException w:name="List Number 3" w:semiHidden="1" w:unhideWhenUsed="1"/>
-    <w:lsdException w:name="List Number 4" w:semiHidden="1" w:unhideWhenUsed="1"/>
-    <w:lsdException w:name="List Number 5" w:semiHidden="1" w:unhideWhenUsed="1"/>
-    <w:lsdException w:name="Title" w:uiPriority="10" w:qFormat="1"/>
-    <w:lsdException w:name="Closing" w:semiHidden="1" w:unhideWhenUsed="1"/>
-    <w:lsdException w:name="Signature" w:semiHidden="1" w:unhideWhenUsed="1"/>
-    <w:lsdException w:name="Default Paragraph Font" w:semiHidden="1" w:uiPriority="1" w:unhideWhenUsed="1"/>
-    <w:lsdException w:name="Body Text" w:semiHidden="1" w:unhideWhenUsed="1"/>
-    <w:lsdException w:name="Body Text Indent" w:semiHidden="1" w:unhideWhenUsed="1"/>
-    <w:lsdException w:name="List Continue" w:semiHidden="1" w:unhideWhenUsed="1"/>
-    <w:lsdException w:name="List Continue 2" w:semiHidden="1" w:unhideWhenUsed="1"/>
-    <w:lsdException w:name="List Continue 3" w:semiHidden="1" w:unhideWhenUsed="1"/>
-    <w:lsdException w:name="List Continue 4" w:semiHidden="1" w:unhideWhenUsed="1"/>
-    <w:lsdException w:name="List Continue 5" w:semiHidden="1" w:unhideWhenUsed="1"/>
-    <w:lsdException w:name="Message Header" w:semiHidden="1" w:unhideWhenUsed="1"/>
-    <w:lsdException w:name="Subtitle" w:uiPriority="11" w:qFormat="1"/>
-    <w:lsdException w:name="Salutation" w:semiHidden="1" w:unhideWhenUsed="1"/>
-    <w:lsdException w:name="Date" w:semiHidden="1" w:unhideWhenUsed="1"/>
-    <w:lsdException w:name="Body Text First Indent" w:semiHidden="1" w:unhideWhenUsed="1"/>
-    <w:lsdException w:name="Body Text First Indent 2" w:semiHidden="1" w:unhideWhenUsed="1"/>
-    <w:lsdException w:name="Note Heading" w:semiHidden="1" w:unhideWhenUsed="1"/>
-    <w:lsdException w:name="Body Text 2" w:semiHidden="1" w:unhideWhenUsed="1"/>
-    <w:lsdException w:name="Body Text 3" w:semiHidden="1" w:unhideWhenUsed="1"/>
-    <w:lsdException w:name="Body Text Indent 2" w:semiHidden="1" w:unhideWhenUsed="1"/>
-    <w:lsdException w:name="Body Text Indent 3" w:semiHidden="1" w:unhideWhenUsed="1"/>
-    <w:lsdException w:name="Block Text" w:semiHidden="1" w:unhideWhenUsed="1"/>
-    <w:lsdException w:name="Hyperlink" w:semiHidden="1" w:unhideWhenUsed="1"/>
-    <w:lsdException w:name="FollowedHyperlink" w:semiHidden="1" w:unhideWhenUsed="1"/>
-    <w:lsdException w:name="Strong" w:uiPriority="5" w:qFormat="1"/>
-    <w:lsdException w:name="Emphasis" w:uiPriority="20" w:qFormat="1"/>
-    <w:lsdException w:name="Document Map" w:semiHidden="1" w:unhideWhenUsed="1"/>
-    <w:lsdException w:name="Plain Text" w:semiHidden="1" w:unhideWhenUsed="1"/>
-    <w:lsdException w:name="E-mail Signature" w:semiHidden="1" w:unhideWhenUsed="1"/>
-    <w:lsdException w:name="HTML Top of Form" w:semiHidden="1" w:unhideWhenUsed="1"/>
-    <w:lsdException w:name="HTML Bottom of Form" w:semiHidden="1" w:unhideWhenUsed="1"/>
-    <w:lsdException w:name="Normal (Web)" w:semiHidden="1" w:unhideWhenUsed="1"/>
-    <w:lsdException w:name="HTML Acronym" w:semiHidden="1" w:unhideWhenUsed="1"/>
-    <w:lsdException w:name="HTML Address" w:semiHidden="1" w:unhideWhenUsed="1"/>
-    <w:lsdException w:name="HTML Cite" w:semiHidden="1" w:unhideWhenUsed="1"/>
-    <w:lsdException w:name="HTML Code" w:semiHidden="1" w:unhideWhenUsed="1"/>
-    <w:lsdException w:name="HTML Definition" w:semiHidden="1" w:unhideWhenUsed="1"/>
-    <w:lsdException w:name="HTML Keyboard" w:semiHidden="1" w:unhideWhenUsed="1"/>
-    <w:lsdException w:name="HTML Preformatted" w:semiHidden="1" w:unhideWhenUsed="1"/>
-    <w:lsdException w:name="HTML Sample" w:semiHidden="1" w:unhideWhenUsed="1"/>
-    <w:lsdException w:name="HTML Typewriter" w:semiHidden="1" w:unhideWhenUsed="1"/>
-    <w:lsdException w:name="HTML Variable" w:semiHidden="1" w:unhideWhenUsed="1"/>
-    <w:lsdException w:name="Normal Table" w:semiHidden="1" w:unhideWhenUsed="1"/>
-    <w:lsdException w:name="annotation subject" w:semiHidden="1" w:unhideWhenUsed="1"/>
-    <w:lsdException w:name="No List" w:semiHidden="1" w:unhideWhenUsed="1"/>
-    <w:lsdException w:name="Outline List 1" w:semiHidden="1" w:unhideWhenUsed="1"/>
-    <w:lsdException w:name="Outline List 2" w:semiHidden="1" w:unhideWhenUsed="1"/>
-    <w:lsdException w:name="Outline List 3" w:semiHidden="1" w:unhideWhenUsed="1"/>
-    <w:lsdException w:name="Table Simple 1" w:semiHidden="1" w:unhideWhenUsed="1"/>
-    <w:lsdException w:name="Table Simple 2" w:semiHidden="1" w:unhideWhenUsed="1"/>
-    <w:lsdException w:name="Table Simple 3" w:semiHidden="1" w:unhideWhenUsed="1"/>
-    <w:lsdException w:name="Table Classic 1" w:semiHidden="1" w:unhideWhenUsed="1"/>
-    <w:lsdException w:name="Table Classic 2" w:semiHidden="1" w:unhideWhenUsed="1"/>
-    <w:lsdException w:name="Table Classic 3" w:semiHidden="1" w:unhideWhenUsed="1"/>
-    <w:lsdException w:name="Table Classic 4" w:semiHidden="1" w:unhideWhenUsed="1"/>
-    <w:lsdException w:name="Table Colorful 1" w:semiHidden="1" w:unhideWhenUsed="1"/>
-    <w:lsdException w:name="Table Colorful 2" w:semiHidden="1" w:unhideWhenUsed="1"/>
-    <w:lsdException w:name="Table Colorful 3" w:semiHidden="1" w:unhideWhenUsed="1"/>
-    <w:lsdException w:name="Table Columns 1" w:semiHidden="1" w:unhideWhenUsed="1"/>
-    <w:lsdException w:name="Table Columns 2" w:semiHidden="1" w:unhideWhenUsed="1"/>
-    <w:lsdException w:name="Table Columns 3" w:semiHidden="1" w:unhideWhenUsed="1"/>
-    <w:lsdException w:name="Table Columns 4" w:semiHidden="1" w:unhideWhenUsed="1"/>
-    <w:lsdException w:name="Table Columns 5" w:semiHidden="1" w:unhideWhenUsed="1"/>
-    <w:lsdException w:name="Table Grid 1" w:semiHidden="1" w:unhideWhenUsed="1"/>
-    <w:lsdException w:name="Table Grid 2" w:semiHidden="1" w:unhideWhenUsed="1"/>
-    <w:lsdException w:name="Table Grid 3" w:semiHidden="1" w:unhideWhenUsed="1"/>
-    <w:lsdException w:name="Table Grid 4" w:semiHidden="1" w:unhideWhenUsed="1"/>
-    <w:lsdException w:name="Table Grid 5" w:semiHidden="1" w:unhideWhenUsed="1"/>
-    <w:lsdException w:name="Table Grid 6" w:semiHidden="1" w:unhideWhenUsed="1"/>
-    <w:lsdException w:name="Table Grid 7" w:semiHidden="1" w:unhideWhenUsed="1"/>
-    <w:lsdException w:name="Table Grid 8" w:semiHidden="1" w:unhideWhenUsed="1"/>
-    <w:lsdException w:name="Table List 1" w:semiHidden="1" w:unhideWhenUsed="1"/>
-    <w:lsdException w:name="Table List 2" w:semiHidden="1" w:unhideWhenUsed="1"/>
-    <w:lsdException w:name="Table List 3" w:semiHidden="1" w:unhideWhenUsed="1"/>
-    <w:lsdException w:name="Table List 4" w:semiHidden="1" w:unhideWhenUsed="1"/>
-    <w:lsdException w:name="Table List 5" w:semiHidden="1" w:unhideWhenUsed="1"/>
-    <w:lsdException w:name="Table List 6" w:semiHidden="1" w:unhideWhenUsed="1"/>
-    <w:lsdException w:name="Table List 7" w:semiHidden="1" w:unhideWhenUsed="1"/>
-    <w:lsdException w:name="Table List 8" w:semiHidden="1" w:unhideWhenUsed="1"/>
-    <w:lsdException w:name="Table 3D effects 1" w:semiHidden="1" w:unhideWhenUsed="1"/>
-    <w:lsdException w:name="Table 3D effects 2" w:semiHidden="1" w:unhideWhenUsed="1"/>
-    <w:lsdException w:name="Table 3D effects 3" w:semiHidden="1" w:unhideWhenUsed="1"/>
-    <w:lsdException w:name="Table Contemporary" w:semiHidden="1" w:unhideWhenUsed="1"/>
-    <w:lsdException w:name="Table Elegant" w:semiHidden="1" w:unhideWhenUsed="1"/>
-    <w:lsdException w:name="Table Professional" w:semiHidden="1" w:unhideWhenUsed="1"/>
-    <w:lsdException w:name="Table Subtle 1" w:semiHidden="1" w:unhideWhenUsed="1"/>
-    <w:lsdException w:name="Table Subtle 2" w:semiHidden="1" w:unhideWhenUsed="1"/>
-    <w:lsdException w:name="Table Web 1" w:semiHidden="1" w:unhideWhenUsed="1"/>
-    <w:lsdException w:name="Table Web 2" w:semiHidden="1" w:unhideWhenUsed="1"/>
-    <w:lsdException w:name="Table Web 3" w:semiHidden="1" w:unhideWhenUsed="1"/>
-    <w:lsdException w:name="Balloon Text" w:semiHidden="1" w:unhideWhenUsed="1"/>
-    <w:lsdException w:name="Table Grid" w:uiPriority="39"/>
-    <w:lsdException w:name="Table Theme" w:semiHidden="1" w:unhideWhenUsed="1"/>
-    <w:lsdException w:name="Placeholder Text" w:semiHidden="1"/>
-    <w:lsdException w:name="No Spacing" w:uiPriority="1" w:qFormat="1"/>
-    <w:lsdException w:name="Light Shading" w:uiPriority="60"/>
-    <w:lsdException w:name="Light List" w:uiPriority="61"/>
-    <w:lsdException w:name="Light Grid" w:uiPriority="62"/>
-    <w:lsdException w:name="Medium Shading 1" w:uiPriority="63"/>
-    <w:lsdException w:name="Medium Shading 2" w:uiPriority="64"/>
-    <w:lsdException w:name="Medium List 1" w:uiPriority="65"/>
-    <w:lsdException w:name="Medium List 2" w:uiPriority="66"/>
-    <w:lsdException w:name="Medium Grid 1" w:uiPriority="67"/>
-    <w:lsdException w:name="Medium Grid 2" w:uiPriority="68"/>
-    <w:lsdException w:name="Medium Grid 3" w:uiPriority="69"/>
-    <w:lsdException w:name="Dark List" w:uiPriority="70"/>
-    <w:lsdException w:name="Colorful Shading" w:uiPriority="71"/>
-    <w:lsdException w:name="Colorful List" w:uiPriority="72"/>
-    <w:lsdException w:name="Colorful Grid" w:uiPriority="73"/>
-    <w:lsdException w:name="Light Shading Accent 1" w:uiPriority="60"/>
-    <w:lsdException w:name="Light List Accent 1" w:uiPriority="61"/>
-    <w:lsdException w:name="Light Grid Accent 1" w:uiPriority="62"/>
-    <w:lsdException w:name="Medium Shading 1 Accent 1" w:uiPriority="63"/>
-    <w:lsdException w:name="Medium Shading 2 Accent 1" w:uiPriority="64"/>
-    <w:lsdException w:name="Medium List 1 Accent 1" w:uiPriority="65"/>
-    <w:lsdException w:name="Revision" w:semiHidden="1"/>
-    <w:lsdException w:name="List Paragraph" w:uiPriority="34" w:qFormat="1"/>
-    <w:lsdException w:name="Quote" w:uiPriority="29" w:qFormat="1"/>
-    <w:lsdException w:name="Intense Quote" w:uiPriority="30" w:qFormat="1"/>
-    <w:lsdException w:name="Medium List 2 Accent 1" w:uiPriority="66"/>
-    <w:lsdException w:name="Medium Grid 1 Accent 1" w:uiPriority="67"/>
-    <w:lsdException w:name="Medium Grid 2 Accent 1" w:uiPriority="68"/>
-    <w:lsdException w:name="Medium Grid 3 Accent 1" w:uiPriority="69"/>
-    <w:lsdException w:name="Dark List Accent 1" w:uiPriority="70"/>
-    <w:lsdException w:name="Colorful Shading Accent 1" w:uiPriority="71"/>
-    <w:lsdException w:name="Colorful List Accent 1" w:uiPriority="72"/>
-    <w:lsdException w:name="Colorful Grid Accent 1" w:uiPriority="73"/>
-    <w:lsdException w:name="Light Shading Accent 2" w:uiPriority="60"/>
-    <w:lsdException w:name="Light List Accent 2" w:uiPriority="61"/>
-    <w:lsdException w:name="Light Grid Accent 2" w:uiPriority="62"/>
-    <w:lsdException w:name="Medium Shading 1 Accent 2" w:uiPriority="63"/>
-    <w:lsdException w:name="Medium Shading 2 Accent 2" w:uiPriority="64"/>
-    <w:lsdException w:name="Medium List 1 Accent 2" w:uiPriority="65"/>
-    <w:lsdException w:name="Medium List 2 Accent 2" w:uiPriority="66"/>
-    <w:lsdException w:name="Medium Grid 1 Accent 2" w:uiPriority="67"/>
-    <w:lsdException w:name="Medium Grid 2 Accent 2" w:uiPriority="68"/>
-    <w:lsdException w:name="Medium Grid 3 Accent 2" w:uiPriority="69"/>
-    <w:lsdException w:name="Dark List Accent 2" w:uiPriority="70"/>
-    <w:lsdException w:name="Colorful Shading Accent 2" w:uiPriority="71"/>
-    <w:lsdException w:name="Colorful List Accent 2" w:uiPriority="72"/>
-    <w:lsdException w:name="Colorful Grid Accent 2" w:uiPriority="73"/>
-    <w:lsdException w:name="Light Shading Accent 3" w:uiPriority="60"/>
-    <w:lsdException w:name="Light List Accent 3" w:uiPriority="61"/>
-    <w:lsdException w:name="Light Grid Accent 3" w:uiPriority="62"/>
-    <w:lsdException w:name="Medium Shading 1 Accent 3" w:uiPriority="63"/>
-    <w:lsdException w:name="Medium Shading 2 Accent 3" w:uiPriority="64"/>
-    <w:lsdException w:name="Medium List 1 Accent 3" w:uiPriority="65"/>
-    <w:lsdException w:name="Medium List 2 Accent 3" w:uiPriority="66"/>
-    <w:lsdException w:name="Medium Grid 1 Accent 3" w:uiPriority="67"/>
-    <w:lsdException w:name="Medium Grid 2 Accent 3" w:uiPriority="68"/>
-    <w:lsdException w:name="Medium Grid 3 Accent 3" w:uiPriority="69"/>
-    <w:lsdException w:name="Dark List Accent 3" w:uiPriority="70"/>
-    <w:lsdException w:name="Colorful Shading Accent 3" w:uiPriority="71"/>
-    <w:lsdException w:name="Colorful List Accent 3" w:uiPriority="72"/>
-    <w:lsdException w:name="Colorful Grid Accent 3" w:uiPriority="73"/>
-    <w:lsdException w:name="Light Shading Accent 4" w:uiPriority="60"/>
-    <w:lsdException w:name="Light List Accent 4" w:uiPriority="61"/>
-    <w:lsdException w:name="Light Grid Accent 4" w:uiPriority="62"/>
-    <w:lsdException w:name="Medium Shading 1 Accent 4" w:uiPriority="63"/>
-    <w:lsdException w:name="Medium Shading 2 Accent 4" w:uiPriority="64"/>
-    <w:lsdException w:name="Medium List 1 Accent 4" w:uiPriority="65"/>
-    <w:lsdException w:name="Medium List 2 Accent 4" w:uiPriority="66"/>
-    <w:lsdException w:name="Medium Grid 1 Accent 4" w:uiPriority="67"/>
-    <w:lsdException w:name="Medium Grid 2 Accent 4" w:uiPriority="68"/>
-    <w:lsdException w:name="Medium Grid 3 Accent 4" w:uiPriority="69"/>
-    <w:lsdException w:name="Dark List Accent 4" w:uiPriority="70"/>
-    <w:lsdException w:name="Colorful Shading Accent 4" w:uiPriority="71"/>
-    <w:lsdException w:name="Colorful List Accent 4" w:uiPriority="72"/>
-    <w:lsdException w:name="Colorful Grid Accent 4" w:uiPriority="73"/>
-    <w:lsdException w:name="Light Shading Accent 5" w:uiPriority="60"/>
-    <w:lsdException w:name="Light List Accent 5" w:uiPriority="61"/>
-    <w:lsdException w:name="Light Grid Accent 5" w:uiPriority="62"/>
-    <w:lsdException w:name="Medium Shading 1 Accent 5" w:uiPriority="63"/>
-    <w:lsdException w:name="Medium Shading 2 Accent 5" w:uiPriority="64"/>
-    <w:lsdException w:name="Medium List 1 Accent 5" w:uiPriority="65"/>
-    <w:lsdException w:name="Medium List 2 Accent 5" w:uiPriority="66"/>
-    <w:lsdException w:name="Medium Grid 1 Accent 5" w:uiPriority="67"/>
-    <w:lsdException w:name="Medium Grid 2 Accent 5" w:uiPriority="68"/>
-    <w:lsdException w:name="Medium Grid 3 Accent 5" w:uiPriority="69"/>
-    <w:lsdException w:name="Dark List Accent 5" w:uiPriority="70"/>
-    <w:lsdException w:name="Colorful Shading Accent 5" w:uiPriority="71"/>
-    <w:lsdException w:name="Colorful List Accent 5" w:uiPriority="72"/>
-    <w:lsdException w:name="Colorful Grid Accent 5" w:uiPriority="73"/>
-    <w:lsdException w:name="Light Shading Accent 6" w:uiPriority="60"/>
-    <w:lsdException w:name="Light List Accent 6" w:uiPriority="61"/>
-    <w:lsdException w:name="Light Grid Accent 6" w:uiPriority="62"/>
-    <w:lsdException w:name="Medium Shading 1 Accent 6" w:uiPriority="63"/>
-    <w:lsdException w:name="Medium Shading 2 Accent 6" w:uiPriority="64"/>
-    <w:lsdException w:name="Medium List 1 Accent 6" w:uiPriority="65"/>
-    <w:lsdException w:name="Medium List 2 Accent 6" w:uiPriority="66"/>
-    <w:lsdException w:name="Medium Grid 1 Accent 6" w:uiPriority="67"/>
-    <w:lsdException w:name="Medium Grid 2 Accent 6" w:uiPriority="68"/>
-    <w:lsdException w:name="Medium Grid 3 Accent 6" w:uiPriority="69"/>
-    <w:lsdException w:name="Dark List Accent 6" w:uiPriority="70"/>
-    <w:lsdException w:name="Colorful Shading Accent 6" w:uiPriority="71"/>
-    <w:lsdException w:name="Colorful List Accent 6" w:uiPriority="72"/>
-    <w:lsdException w:name="Colorful Grid Accent 6" w:uiPriority="73"/>
-    <w:lsdException w:name="Subtle Emphasis" w:uiPriority="19" w:qFormat="1"/>
-    <w:lsdException w:name="Intense Emphasis" w:uiPriority="21" w:qFormat="1"/>
-    <w:lsdException w:name="Subtle Reference" w:uiPriority="31" w:qFormat="1"/>
-    <w:lsdException w:name="Intense Reference" w:uiPriority="32" w:qFormat="1"/>
-    <w:lsdException w:name="Book Title" w:uiPriority="33" w:qFormat="1"/>
-    <w:lsdException w:name="Bibliography" w:semiHidden="1" w:uiPriority="37" w:unhideWhenUsed="1"/>
-    <w:lsdException w:name="TOC Heading" w:semiHidden="1" w:uiPriority="39" w:unhideWhenUsed="1" w:qFormat="1"/>
-    <w:lsdException w:name="Plain Table 1" w:uiPriority="41"/>
-    <w:lsdException w:name="Plain Table 2" w:uiPriority="42"/>
-    <w:lsdException w:name="Plain Table 3" w:uiPriority="43"/>
-    <w:lsdException w:name="Plain Table 4" w:uiPriority="44"/>
-    <w:lsdException w:name="Plain Table 5" w:uiPriority="45"/>
-    <w:lsdException w:name="Grid Table Light" w:uiPriority="40"/>
-    <w:lsdException w:name="Grid Table 1 Light" w:uiPriority="46"/>
-    <w:lsdException w:name="Grid Table 2" w:uiPriority="47"/>
-    <w:lsdException w:name="Grid Table 3" w:uiPriority="48"/>
-    <w:lsdException w:name="Grid Table 4" w:uiPriority="49"/>
-    <w:lsdException w:name="Grid Table 5 Dark" w:uiPriority="50"/>
-    <w:lsdException w:name="Grid Table 6 Colorful" w:uiPriority="51"/>
-    <w:lsdException w:name="Grid Table 7 Colorful" w:uiPriority="52"/>
-    <w:lsdException w:name="Grid Table 1 Light Accent 1" w:uiPriority="46"/>
-    <w:lsdException w:name="Grid Table 2 Accent 1" w:uiPriority="47"/>
-    <w:lsdException w:name="Grid Table 3 Accent 1" w:uiPriority="48"/>
-    <w:lsdException w:name="Grid Table 4 Accent 1" w:uiPriority="49"/>
-    <w:lsdException w:name="Grid Table 5 Dark Accent 1" w:uiPriority="50"/>
-    <w:lsdException w:name="Grid Table 6 Colorful Accent 1" w:uiPriority="51"/>
-    <w:lsdException w:name="Grid Table 7 Colorful Accent 1" w:uiPriority="52"/>
-    <w:lsdException w:name="Grid Table 1 Light Accent 2" w:uiPriority="46"/>
-    <w:lsdException w:name="Grid Table 2 Accent 2" w:uiPriority="47"/>
-    <w:lsdException w:name="Grid Table 3 Accent 2" w:uiPriority="48"/>
-    <w:lsdException w:name="Grid Table 4 Accent 2" w:uiPriority="49"/>
-    <w:lsdException w:name="Grid Table 5 Dark Accent 2" w:uiPriority="50"/>
-    <w:lsdException w:name="Grid Table 6 Colorful Accent 2" w:uiPriority="51"/>
-    <w:lsdException w:name="Grid Table 7 Colorful Accent 2" w:uiPriority="52"/>
-    <w:lsdException w:name="Grid Table 1 Light Accent 3" w:uiPriority="46"/>
-    <w:lsdException w:name="Grid Table 2 Accent 3" w:uiPriority="47"/>
-    <w:lsdException w:name="Grid Table 3 Accent 3" w:uiPriority="48"/>
-    <w:lsdException w:name="Grid Table 4 Accent 3" w:uiPriority="49"/>
-    <w:lsdException w:name="Grid Table 5 Dark Accent 3" w:uiPriority="50"/>
-    <w:lsdException w:name="Grid Table 6 Colorful Accent 3" w:uiPriority="51"/>
-    <w:lsdException w:name="Grid Table 7 Colorful Accent 3" w:uiPriority="52"/>
-    <w:lsdException w:name="Grid Table 1 Light Accent 4" w:uiPriority="46"/>
-    <w:lsdException w:name="Grid Table 2 Accent 4" w:uiPriority="47"/>
-    <w:lsdException w:name="Grid Table 3 Accent 4" w:uiPriority="48"/>
-    <w:lsdException w:name="Grid Table 4 Accent 4" w:uiPriority="49"/>
-    <w:lsdException w:name="Grid Table 5 Dark Accent 4" w:uiPriority="50"/>
-    <w:lsdException w:name="Grid Table 6 Colorful Accent 4" w:uiPriority="51"/>
-    <w:lsdException w:name="Grid Table 7 Colorful Accent 4" w:uiPriority="52"/>
-    <w:lsdException w:name="Grid Table 1 Light Accent 5" w:uiPriority="46"/>
-    <w:lsdException w:name="Grid Table 2 Accent 5" w:uiPriority="47"/>
-    <w:lsdException w:name="Grid Table 3 Accent 5" w:uiPriority="48"/>
-    <w:lsdException w:name="Grid Table 4 Accent 5" w:uiPriority="49"/>
-    <w:lsdException w:name="Grid Table 5 Dark Accent 5" w:uiPriority="50"/>
-    <w:lsdException w:name="Grid Table 6 Colorful Accent 5" w:uiPriority="51"/>
-    <w:lsdException w:name="Grid Table 7 Colorful Accent 5" w:uiPriority="52"/>
-    <w:lsdException w:name="Grid Table 1 Light Accent 6" w:uiPriority="46"/>
-    <w:lsdException w:name="Grid Table 2 Accent 6" w:uiPriority="47"/>
-    <w:lsdException w:name="Grid Table 3 Accent 6" w:uiPriority="48"/>
-    <w:lsdException w:name="Grid Table 4 Accent 6" w:uiPriority="49"/>
-    <w:lsdException w:name="Grid Table 5 Dark Accent 6" w:uiPriority="50"/>
-    <w:lsdException w:name="Grid Table 6 Colorful Accent 6" w:uiPriority="51"/>
-    <w:lsdException w:name="Grid Table 7 Colorful Accent 6" w:uiPriority="52"/>
-    <w:lsdException w:name="List Table 1 Light" w:uiPriority="46"/>
-    <w:lsdException w:name="List Table 2" w:uiPriority="47"/>
-    <w:lsdException w:name="List Table 3" w:uiPriority="48"/>
-    <w:lsdException w:name="List Table 4" w:uiPriority="49"/>
-    <w:lsdException w:name="List Table 5 Dark" w:uiPriority="50"/>
-    <w:lsdException w:name="List Table 6 Colorful" w:uiPriority="51"/>
-    <w:lsdException w:name="List Table 7 Colorful" w:uiPriority="52"/>
-    <w:lsdException w:name="List Table 1 Light Accent 1" w:uiPriority="46"/>
-    <w:lsdException w:name="List Table 2 Accent 1" w:uiPriority="47"/>
-    <w:lsdException w:name="List Table 3 Accent 1" w:uiPriority="48"/>
-    <w:lsdException w:name="List Table 4 Accent 1" w:uiPriority="49"/>
-    <w:lsdException w:name="List Table 5 Dark Accent 1" w:uiPriority="50"/>
-    <w:lsdException w:name="List Table 6 Colorful Accent 1" w:uiPriority="51"/>
-    <w:lsdException w:name="List Table 7 Colorful Accent 1" w:uiPriority="52"/>
-    <w:lsdException w:name="List Table 1 Light Accent 2" w:uiPriority="46"/>
-    <w:lsdException w:name="List Table 2 Accent 2" w:uiPriority="47"/>
-    <w:lsdException w:name="List Table 3 Accent 2" w:uiPriority="48"/>
-    <w:lsdException w:name="List Table 4 Accent 2" w:uiPriority="49"/>
-    <w:lsdException w:name="List Table 5 Dark Accent 2" w:uiPriority="50"/>
-    <w:lsdException w:name="List Table 6 Colorful Accent 2" w:uiPriority="51"/>
-    <w:lsdException w:name="List Table 7 Colorful Accent 2" w:uiPriority="52"/>
-    <w:lsdException w:name="List Table 1 Light Accent 3" w:uiPriority="46"/>
-    <w:lsdException w:name="List Table 2 Accent 3" w:uiPriority="47"/>
-    <w:lsdException w:name="List Table 3 Accent 3" w:uiPriority="48"/>
-    <w:lsdException w:name="List Table 4 Accent 3" w:uiPriority="49"/>
-    <w:lsdException w:name="List Table 5 Dark Accent 3" w:uiPriority="50"/>
-    <w:lsdException w:name="List Table 6 Colorful Accent 3" w:uiPriority="51"/>
-    <w:lsdException w:name="List Table 7 Colorful Accent 3" w:uiPriority="52"/>
-    <w:lsdException w:name="List Table 1 Light Accent 4" w:uiPriority="46"/>
-    <w:lsdException w:name="List Table 2 Accent 4" w:uiPriority="47"/>
-    <w:lsdException w:name="List Table 3 Accent 4" w:uiPriority="48"/>
-    <w:lsdException w:name="List Table 4 Accent 4" w:uiPriority="49"/>
-    <w:lsdException w:name="List Table 5 Dark Accent 4" w:uiPriority="50"/>
-    <w:lsdException w:name="List Table 6 Colorful Accent 4" w:uiPriority="51"/>
-    <w:lsdException w:name="List Table 7 Colorful Accent 4" w:uiPriority="52"/>
-    <w:lsdException w:name="List Table 1 Light Accent 5" w:uiPriority="46"/>
-    <w:lsdException w:name="List Table 2 Accent 5" w:uiPriority="47"/>
-    <w:lsdException w:name="List Table 3 Accent 5" w:uiPriority="48"/>
-    <w:lsdException w:name="List Table 4 Accent 5" w:uiPriority="49"/>
-    <w:lsdException w:name="List Table 5 Dark Accent 5" w:uiPriority="50"/>
-    <w:lsdException w:name="List Table 6 Colorful Accent 5" w:uiPriority="51"/>
-    <w:lsdException w:name="List Table 7 Colorful Accent 5" w:uiPriority="52"/>
-    <w:lsdException w:name="List Table 1 Light Accent 6" w:uiPriority="46"/>
-    <w:lsdException w:name="List Table 2 Accent 6" w:uiPriority="47"/>
-    <w:lsdException w:name="List Table 3 Accent 6" w:uiPriority="48"/>
-    <w:lsdException w:name="List Table 4 Accent 6" w:uiPriority="49"/>
-    <w:lsdException w:name="List Table 5 Dark Accent 6" w:uiPriority="50"/>
-    <w:lsdException w:name="List Table 6 Colorful Accent 6" w:uiPriority="51"/>
-    <w:lsdException w:name="List Table 7 Colorful Accent 6" w:uiPriority="52"/>
-    <w:lsdException w:name="Mention" w:semiHidden="1" w:unhideWhenUsed="1"/>
-    <w:lsdException w:name="Smart Hyperlink" w:semiHidden="1" w:unhideWhenUsed="1"/>
-    <w:lsdException w:name="Hashtag" w:semiHidden="1" w:unhideWhenUsed="1"/>
-    <w:lsdException w:name="Unresolved Mention" w:semiHidden="1" w:unhideWhenUsed="1"/>
-    <w:lsdException w:name="Smart Link" w:semiHidden="1" w:unhideWhenUsed="1"/>
-  </w:latentStyles>
-  <w:style w:type="paragraph" w:default="1" w:styleId="Normal">
-    <w:name w:val="Normal"/>
-    <w:qFormat/>
-  </w:style>
-  <w:style w:type="character" w:default="1" w:styleId="DefaultParagraphFont">
-    <w:name w:val="Default Paragraph Font"/>
-    <w:uiPriority w:val="1"/>
-    <w:semiHidden/>
-    <w:unhideWhenUsed/>
-  </w:style>
-  <w:style w:type="table" w:default="1" w:styleId="TableNormal">
-    <w:name w:val="Normal Table"/>
-    <w:uiPriority w:val="99"/>
-    <w:semiHidden/>
-    <w:unhideWhenUsed/>
-    <w:tblPr>
-      <w:tblInd w:w="0" w:type="dxa"/>
-      <w:tblCellMar>
-        <w:top w:w="0" w:type="dxa"/>
-        <w:left w:w="108" w:type="dxa"/>
-        <w:bottom w:w="0" w:type="dxa"/>
-        <w:right w:w="108" w:type="dxa"/>
-      </w:tblCellMar>
-    </w:tblPr>
-  </w:style>
-  <w:style w:type="numbering" w:default="1" w:styleId="NoList">
-    <w:name w:val="No List"/>
-    <w:uiPriority w:val="99"/>
-    <w:semiHidden/>
-    <w:unhideWhenUsed/>
-  </w:style>
-  <w:style w:type="paragraph" w:customStyle="1" w:styleId="096D4202AFF44D41B274A61707E8C07A">
-    <w:name w:val="096D4202AFF44D41B274A61707E8C07A"/>
-    <w:rsid w:val="001C0110"/>
-  </w:style>
-  <w:style w:type="character" w:styleId="Strong">
-    <w:name w:val="Strong"/>
-    <w:basedOn w:val="DefaultParagraphFont"/>
-    <w:uiPriority w:val="5"/>
-    <w:qFormat/>
-    <w:rsid w:val="00794804"/>
-    <w:rPr>
-      <w:b/>
-      <w:bCs/>
-    </w:rPr>
-  </w:style>
-  <w:style w:type="paragraph" w:customStyle="1" w:styleId="87239EE289B04B62A793EE69A3C76819">
-    <w:name w:val="87239EE289B04B62A793EE69A3C76819"/>
-    <w:rsid w:val="00AB23F8"/>
-    <w:rPr>
-      <w:lang w:val="en-AU" w:eastAsia="en-AU"/>
-    </w:rPr>
-  </w:style>
-  <w:style w:type="paragraph" w:customStyle="1" w:styleId="178FF062B5374880877D30D9F3A8723C">
-    <w:name w:val="178FF062B5374880877D30D9F3A8723C"/>
-    <w:rsid w:val="00AB23F8"/>
-    <w:rPr>
-      <w:lang w:val="en-AU" w:eastAsia="en-AU"/>
-    </w:rPr>
-  </w:style>
-  <w:style w:type="paragraph" w:customStyle="1" w:styleId="254ABF5B15514A02A36A6C38536ED96D">
-    <w:name w:val="254ABF5B15514A02A36A6C38536ED96D"/>
-    <w:rsid w:val="00AB23F8"/>
-    <w:rPr>
-      <w:lang w:val="en-AU" w:eastAsia="en-AU"/>
-    </w:rPr>
-  </w:style>
-  <w:style w:type="character" w:styleId="PlaceholderText">
-    <w:name w:val="Placeholder Text"/>
-    <w:basedOn w:val="DefaultParagraphFont"/>
-    <w:uiPriority w:val="99"/>
-    <w:semiHidden/>
-    <w:rsid w:val="00857D53"/>
-    <w:rPr>
-      <w:color w:val="808080"/>
-    </w:rPr>
-  </w:style>
-  <w:style w:type="paragraph" w:customStyle="1" w:styleId="5853A0A0961B42CBB5F872D7EF1021F5">
-    <w:name w:val="5853A0A0961B42CBB5F872D7EF1021F5"/>
-    <w:rsid w:val="00AB23F8"/>
-    <w:rPr>
-      <w:lang w:val="en-AU" w:eastAsia="en-AU"/>
-    </w:rPr>
-  </w:style>
-  <w:style w:type="paragraph" w:customStyle="1" w:styleId="0CB8E249356A496D97F401DEDDD8AE33">
-    <w:name w:val="0CB8E249356A496D97F401DEDDD8AE33"/>
-    <w:rsid w:val="00AB23F8"/>
-    <w:rPr>
-      <w:lang w:val="en-AU" w:eastAsia="en-AU"/>
-    </w:rPr>
-  </w:style>
-  <w:style w:type="paragraph" w:customStyle="1" w:styleId="304E33751479461DB31375325ECBA519">
-    <w:name w:val="304E33751479461DB31375325ECBA519"/>
-    <w:rsid w:val="00AB23F8"/>
-    <w:rPr>
-      <w:lang w:val="en-AU" w:eastAsia="en-AU"/>
-    </w:rPr>
-  </w:style>
-  <w:style w:type="paragraph" w:customStyle="1" w:styleId="8BFED1A05AC74E10B5ABC44F307555BA">
-    <w:name w:val="8BFED1A05AC74E10B5ABC44F307555BA"/>
-    <w:rsid w:val="00AB23F8"/>
-    <w:rPr>
-      <w:lang w:val="en-AU" w:eastAsia="en-AU"/>
-    </w:rPr>
-  </w:style>
-  <w:style w:type="paragraph" w:customStyle="1" w:styleId="75725DE27F9040EE8AF9341386F8607D">
-    <w:name w:val="75725DE27F9040EE8AF9341386F8607D"/>
-    <w:rsid w:val="00AB23F8"/>
-    <w:pPr>
-      <w:spacing w:after="0" w:line="264" w:lineRule="auto"/>
-    </w:pPr>
-    <w:rPr>
-      <w:rFonts w:eastAsiaTheme="minorHAnsi"/>
-      <w:color w:val="000000" w:themeColor="text1"/>
-      <w:sz w:val="20"/>
-      <w:szCs w:val="24"/>
-    </w:rPr>
-  </w:style>
-  <w:style w:type="paragraph" w:customStyle="1" w:styleId="53321451D5FC47D0A14BE165F241B373">
-    <w:name w:val="53321451D5FC47D0A14BE165F241B373"/>
-    <w:rsid w:val="00AB23F8"/>
-    <w:pPr>
-      <w:spacing w:after="0" w:line="264" w:lineRule="auto"/>
-    </w:pPr>
-    <w:rPr>
-      <w:rFonts w:eastAsiaTheme="minorHAnsi"/>
-      <w:color w:val="000000" w:themeColor="text1"/>
-      <w:sz w:val="20"/>
-      <w:szCs w:val="24"/>
-    </w:rPr>
-  </w:style>
-  <w:style w:type="paragraph" w:customStyle="1" w:styleId="3A005342A5C5498CA9A21D6335F0CAD7">
-    <w:name w:val="3A005342A5C5498CA9A21D6335F0CAD7"/>
-    <w:rsid w:val="00AB23F8"/>
-    <w:pPr>
-      <w:spacing w:after="0" w:line="264" w:lineRule="auto"/>
-    </w:pPr>
-    <w:rPr>
-      <w:rFonts w:eastAsiaTheme="minorHAnsi"/>
-      <w:color w:val="000000" w:themeColor="text1"/>
-      <w:sz w:val="20"/>
-      <w:szCs w:val="24"/>
-    </w:rPr>
-  </w:style>
-  <w:style w:type="paragraph" w:customStyle="1" w:styleId="75725DE27F9040EE8AF9341386F8607D1">
-    <w:name w:val="75725DE27F9040EE8AF9341386F8607D1"/>
-    <w:rsid w:val="00AB23F8"/>
-    <w:pPr>
-      <w:spacing w:after="0" w:line="264" w:lineRule="auto"/>
-    </w:pPr>
-    <w:rPr>
-      <w:rFonts w:eastAsiaTheme="minorHAnsi"/>
-      <w:color w:val="000000" w:themeColor="text1"/>
-      <w:sz w:val="20"/>
-      <w:szCs w:val="24"/>
-    </w:rPr>
-  </w:style>
-  <w:style w:type="paragraph" w:customStyle="1" w:styleId="53321451D5FC47D0A14BE165F241B3731">
-    <w:name w:val="53321451D5FC47D0A14BE165F241B3731"/>
-    <w:rsid w:val="00AB23F8"/>
-    <w:pPr>
-      <w:spacing w:after="0" w:line="264" w:lineRule="auto"/>
-    </w:pPr>
-    <w:rPr>
-      <w:rFonts w:eastAsiaTheme="minorHAnsi"/>
-      <w:color w:val="000000" w:themeColor="text1"/>
-      <w:sz w:val="20"/>
-      <w:szCs w:val="24"/>
-    </w:rPr>
-  </w:style>
-  <w:style w:type="paragraph" w:customStyle="1" w:styleId="3A005342A5C5498CA9A21D6335F0CAD71">
-    <w:name w:val="3A005342A5C5498CA9A21D6335F0CAD71"/>
-    <w:rsid w:val="00AB23F8"/>
-    <w:pPr>
-      <w:spacing w:after="0" w:line="264" w:lineRule="auto"/>
-    </w:pPr>
-    <w:rPr>
-      <w:rFonts w:eastAsiaTheme="minorHAnsi"/>
-      <w:color w:val="000000" w:themeColor="text1"/>
-      <w:sz w:val="20"/>
-      <w:szCs w:val="24"/>
-    </w:rPr>
-  </w:style>
-  <w:style w:type="paragraph" w:customStyle="1" w:styleId="D10FDB958D6841C9B1CCE29F0C7A0343">
-    <w:name w:val="D10FDB958D6841C9B1CCE29F0C7A0343"/>
-    <w:rsid w:val="00D47A41"/>
-    <w:pPr>
-      <w:spacing w:after="0" w:line="360" w:lineRule="auto"/>
-      <w:outlineLvl w:val="0"/>
-    </w:pPr>
-    <w:rPr>
-      <w:rFonts w:eastAsiaTheme="minorHAnsi"/>
-      <w:b/>
-      <w:bCs/>
-      <w:caps/>
-      <w:spacing w:val="20"/>
-      <w:sz w:val="20"/>
-      <w:szCs w:val="20"/>
-    </w:rPr>
-  </w:style>
-  <w:style w:type="paragraph" w:customStyle="1" w:styleId="1DB53C402FFE404A8C2AFBC8E818E9B1">
-    <w:name w:val="1DB53C402FFE404A8C2AFBC8E818E9B1"/>
-    <w:rsid w:val="00D47A41"/>
-    <w:pPr>
-      <w:spacing w:after="0" w:line="264" w:lineRule="auto"/>
-    </w:pPr>
-    <w:rPr>
-      <w:rFonts w:eastAsiaTheme="minorHAnsi"/>
-      <w:color w:val="000000" w:themeColor="text1"/>
-      <w:sz w:val="20"/>
-      <w:szCs w:val="24"/>
-    </w:rPr>
-  </w:style>
-  <w:style w:type="paragraph" w:customStyle="1" w:styleId="FBCF69BF81A34031AE20196521DDAB25">
-    <w:name w:val="FBCF69BF81A34031AE20196521DDAB25"/>
-    <w:rsid w:val="00D47A41"/>
-    <w:pPr>
-      <w:spacing w:after="0" w:line="264" w:lineRule="auto"/>
-    </w:pPr>
-    <w:rPr>
-      <w:rFonts w:eastAsiaTheme="minorHAnsi"/>
-      <w:color w:val="000000" w:themeColor="text1"/>
-      <w:sz w:val="20"/>
-      <w:szCs w:val="24"/>
-    </w:rPr>
-  </w:style>
-  <w:style w:type="paragraph" w:customStyle="1" w:styleId="13A8F4C3B9234F899D8303303D2009CC">
-    <w:name w:val="13A8F4C3B9234F899D8303303D2009CC"/>
-    <w:rsid w:val="00D47A41"/>
-    <w:pPr>
-      <w:spacing w:after="0" w:line="1000" w:lineRule="exact"/>
-      <w:contextualSpacing/>
-    </w:pPr>
-    <w:rPr>
-      <w:rFonts w:asciiTheme="majorHAnsi" w:eastAsiaTheme="majorEastAsia" w:hAnsiTheme="majorHAnsi" w:cstheme="majorBidi"/>
-      <w:b/>
-      <w:color w:val="000000" w:themeColor="text1"/>
-      <w:kern w:val="28"/>
-      <w:sz w:val="96"/>
-      <w:szCs w:val="56"/>
-    </w:rPr>
-  </w:style>
-  <w:style w:type="paragraph" w:customStyle="1" w:styleId="254ABF5B15514A02A36A6C38536ED96D1">
-    <w:name w:val="254ABF5B15514A02A36A6C38536ED96D1"/>
-    <w:rsid w:val="00D47A41"/>
-    <w:pPr>
-      <w:numPr>
-        <w:ilvl w:val="1"/>
-      </w:numPr>
-      <w:spacing w:before="120" w:after="120" w:line="240" w:lineRule="auto"/>
-    </w:pPr>
-    <w:rPr>
-      <w:b/>
-      <w:caps/>
-      <w:spacing w:val="20"/>
-      <w:sz w:val="28"/>
-    </w:rPr>
-  </w:style>
-  <w:style w:type="paragraph" w:customStyle="1" w:styleId="75725DE27F9040EE8AF9341386F8607D2">
-    <w:name w:val="75725DE27F9040EE8AF9341386F8607D2"/>
-    <w:rsid w:val="00D47A41"/>
-    <w:pPr>
-      <w:spacing w:after="0" w:line="264" w:lineRule="auto"/>
-    </w:pPr>
-    <w:rPr>
-      <w:rFonts w:eastAsiaTheme="minorHAnsi"/>
-      <w:color w:val="000000" w:themeColor="text1"/>
-      <w:sz w:val="20"/>
-      <w:szCs w:val="24"/>
-    </w:rPr>
-  </w:style>
-  <w:style w:type="character" w:customStyle="1" w:styleId="Bold">
-    <w:name w:val="Bold"/>
-    <w:uiPriority w:val="1"/>
-    <w:qFormat/>
-    <w:rsid w:val="00857D53"/>
-    <w:rPr>
-      <w:b/>
-      <w:bCs/>
-    </w:rPr>
-  </w:style>
-  <w:style w:type="paragraph" w:customStyle="1" w:styleId="CA8EFB1E7B9A422D846A04CE5B246E5C">
-    <w:name w:val="CA8EFB1E7B9A422D846A04CE5B246E5C"/>
-    <w:rsid w:val="00D47A41"/>
-    <w:pPr>
-      <w:spacing w:after="0" w:line="264" w:lineRule="auto"/>
-    </w:pPr>
-    <w:rPr>
-      <w:rFonts w:eastAsiaTheme="minorHAnsi"/>
-      <w:color w:val="000000" w:themeColor="text1"/>
-      <w:sz w:val="20"/>
-      <w:szCs w:val="24"/>
-    </w:rPr>
-  </w:style>
-  <w:style w:type="paragraph" w:customStyle="1" w:styleId="22C7D7056995400E82762BBE5655B054">
-    <w:name w:val="22C7D7056995400E82762BBE5655B054"/>
-    <w:rsid w:val="00D47A41"/>
-    <w:pPr>
-      <w:spacing w:after="0" w:line="264" w:lineRule="auto"/>
-    </w:pPr>
-    <w:rPr>
-      <w:rFonts w:eastAsiaTheme="minorHAnsi"/>
-      <w:color w:val="000000" w:themeColor="text1"/>
-      <w:sz w:val="20"/>
-      <w:szCs w:val="24"/>
-    </w:rPr>
-  </w:style>
-  <w:style w:type="paragraph" w:customStyle="1" w:styleId="53321451D5FC47D0A14BE165F241B3732">
-    <w:name w:val="53321451D5FC47D0A14BE165F241B3732"/>
-    <w:rsid w:val="00D47A41"/>
-    <w:pPr>
-      <w:spacing w:after="0" w:line="264" w:lineRule="auto"/>
-    </w:pPr>
-    <w:rPr>
-      <w:rFonts w:eastAsiaTheme="minorHAnsi"/>
-      <w:color w:val="000000" w:themeColor="text1"/>
-      <w:sz w:val="20"/>
-      <w:szCs w:val="24"/>
-    </w:rPr>
-  </w:style>
-  <w:style w:type="paragraph" w:customStyle="1" w:styleId="3A005342A5C5498CA9A21D6335F0CAD72">
-    <w:name w:val="3A005342A5C5498CA9A21D6335F0CAD72"/>
-    <w:rsid w:val="00D47A41"/>
-    <w:pPr>
-      <w:spacing w:after="0" w:line="264" w:lineRule="auto"/>
-    </w:pPr>
-    <w:rPr>
-      <w:rFonts w:eastAsiaTheme="minorHAnsi"/>
-      <w:color w:val="000000" w:themeColor="text1"/>
-      <w:sz w:val="20"/>
-      <w:szCs w:val="24"/>
-    </w:rPr>
-  </w:style>
-  <w:style w:type="paragraph" w:customStyle="1" w:styleId="D10FDB958D6841C9B1CCE29F0C7A03431">
-    <w:name w:val="D10FDB958D6841C9B1CCE29F0C7A03431"/>
-    <w:rsid w:val="00311007"/>
-    <w:pPr>
-      <w:spacing w:after="0" w:line="360" w:lineRule="auto"/>
-      <w:outlineLvl w:val="0"/>
-    </w:pPr>
-    <w:rPr>
-      <w:rFonts w:eastAsiaTheme="minorHAnsi"/>
-      <w:b/>
-      <w:bCs/>
-      <w:caps/>
-      <w:spacing w:val="20"/>
-      <w:sz w:val="20"/>
-      <w:szCs w:val="20"/>
-    </w:rPr>
-  </w:style>
-  <w:style w:type="paragraph" w:customStyle="1" w:styleId="1DB53C402FFE404A8C2AFBC8E818E9B11">
-    <w:name w:val="1DB53C402FFE404A8C2AFBC8E818E9B11"/>
-    <w:rsid w:val="00311007"/>
-    <w:pPr>
-      <w:spacing w:after="0" w:line="264" w:lineRule="auto"/>
-    </w:pPr>
-    <w:rPr>
-      <w:rFonts w:eastAsiaTheme="minorHAnsi"/>
-      <w:color w:val="000000" w:themeColor="text1"/>
-      <w:sz w:val="20"/>
-      <w:szCs w:val="24"/>
-    </w:rPr>
-  </w:style>
-  <w:style w:type="paragraph" w:customStyle="1" w:styleId="FBCF69BF81A34031AE20196521DDAB251">
-    <w:name w:val="FBCF69BF81A34031AE20196521DDAB251"/>
-    <w:rsid w:val="00311007"/>
-    <w:pPr>
-      <w:spacing w:after="0" w:line="264" w:lineRule="auto"/>
-    </w:pPr>
-    <w:rPr>
-      <w:rFonts w:eastAsiaTheme="minorHAnsi"/>
-      <w:color w:val="000000" w:themeColor="text1"/>
-      <w:sz w:val="20"/>
-      <w:szCs w:val="24"/>
-    </w:rPr>
-  </w:style>
-  <w:style w:type="paragraph" w:customStyle="1" w:styleId="13A8F4C3B9234F899D8303303D2009CC1">
-    <w:name w:val="13A8F4C3B9234F899D8303303D2009CC1"/>
-    <w:rsid w:val="00311007"/>
-    <w:pPr>
-      <w:spacing w:after="0" w:line="1000" w:lineRule="exact"/>
-      <w:contextualSpacing/>
-    </w:pPr>
-    <w:rPr>
-      <w:rFonts w:asciiTheme="majorHAnsi" w:eastAsiaTheme="majorEastAsia" w:hAnsiTheme="majorHAnsi" w:cstheme="majorBidi"/>
-      <w:b/>
-      <w:color w:val="000000" w:themeColor="text1"/>
-      <w:kern w:val="28"/>
-      <w:sz w:val="96"/>
-      <w:szCs w:val="56"/>
-    </w:rPr>
-  </w:style>
-  <w:style w:type="paragraph" w:customStyle="1" w:styleId="254ABF5B15514A02A36A6C38536ED96D2">
-    <w:name w:val="254ABF5B15514A02A36A6C38536ED96D2"/>
-    <w:rsid w:val="00311007"/>
-    <w:pPr>
-      <w:numPr>
-        <w:ilvl w:val="1"/>
-      </w:numPr>
-      <w:spacing w:before="120" w:after="120" w:line="240" w:lineRule="auto"/>
-    </w:pPr>
-    <w:rPr>
-      <w:b/>
-      <w:caps/>
-      <w:spacing w:val="20"/>
-      <w:sz w:val="28"/>
-    </w:rPr>
-  </w:style>
-  <w:style w:type="paragraph" w:customStyle="1" w:styleId="75725DE27F9040EE8AF9341386F8607D3">
-    <w:name w:val="75725DE27F9040EE8AF9341386F8607D3"/>
-    <w:rsid w:val="00311007"/>
-    <w:pPr>
-      <w:spacing w:after="0" w:line="264" w:lineRule="auto"/>
-    </w:pPr>
-    <w:rPr>
-      <w:rFonts w:eastAsiaTheme="minorHAnsi"/>
-      <w:color w:val="000000" w:themeColor="text1"/>
-      <w:sz w:val="20"/>
-      <w:szCs w:val="24"/>
-    </w:rPr>
-  </w:style>
-  <w:style w:type="paragraph" w:customStyle="1" w:styleId="CA8EFB1E7B9A422D846A04CE5B246E5C1">
-    <w:name w:val="CA8EFB1E7B9A422D846A04CE5B246E5C1"/>
-    <w:rsid w:val="00311007"/>
-    <w:pPr>
-      <w:spacing w:after="0" w:line="264" w:lineRule="auto"/>
-    </w:pPr>
-    <w:rPr>
-      <w:rFonts w:eastAsiaTheme="minorHAnsi"/>
-      <w:color w:val="000000" w:themeColor="text1"/>
-      <w:sz w:val="20"/>
-      <w:szCs w:val="24"/>
-    </w:rPr>
-  </w:style>
-  <w:style w:type="paragraph" w:customStyle="1" w:styleId="22C7D7056995400E82762BBE5655B0541">
-    <w:name w:val="22C7D7056995400E82762BBE5655B0541"/>
-    <w:rsid w:val="00311007"/>
-    <w:pPr>
-      <w:spacing w:after="0" w:line="264" w:lineRule="auto"/>
-    </w:pPr>
-    <w:rPr>
-      <w:rFonts w:eastAsiaTheme="minorHAnsi"/>
-      <w:color w:val="000000" w:themeColor="text1"/>
-      <w:sz w:val="20"/>
-      <w:szCs w:val="24"/>
-    </w:rPr>
-  </w:style>
-  <w:style w:type="paragraph" w:customStyle="1" w:styleId="53321451D5FC47D0A14BE165F241B3733">
-    <w:name w:val="53321451D5FC47D0A14BE165F241B3733"/>
-    <w:rsid w:val="00311007"/>
-    <w:pPr>
-      <w:spacing w:after="0" w:line="264" w:lineRule="auto"/>
-    </w:pPr>
-    <w:rPr>
-      <w:rFonts w:eastAsiaTheme="minorHAnsi"/>
-      <w:color w:val="000000" w:themeColor="text1"/>
-      <w:sz w:val="20"/>
-      <w:szCs w:val="24"/>
-    </w:rPr>
-  </w:style>
-  <w:style w:type="character" w:customStyle="1" w:styleId="Italics">
-    <w:name w:val="Italics"/>
-    <w:uiPriority w:val="1"/>
-    <w:qFormat/>
-    <w:rsid w:val="00857D53"/>
-    <w:rPr>
-      <w:i/>
-      <w:iCs/>
-    </w:rPr>
-  </w:style>
-  <w:style w:type="paragraph" w:customStyle="1" w:styleId="3A005342A5C5498CA9A21D6335F0CAD73">
-    <w:name w:val="3A005342A5C5498CA9A21D6335F0CAD73"/>
-    <w:rsid w:val="00311007"/>
-    <w:pPr>
-      <w:spacing w:after="0" w:line="264" w:lineRule="auto"/>
-    </w:pPr>
-    <w:rPr>
-      <w:rFonts w:eastAsiaTheme="minorHAnsi"/>
-      <w:color w:val="000000" w:themeColor="text1"/>
-      <w:sz w:val="20"/>
-      <w:szCs w:val="24"/>
-    </w:rPr>
-  </w:style>
-  <w:style w:type="paragraph" w:customStyle="1" w:styleId="D10FDB958D6841C9B1CCE29F0C7A03432">
-    <w:name w:val="D10FDB958D6841C9B1CCE29F0C7A03432"/>
-    <w:rsid w:val="00857D53"/>
-    <w:pPr>
-      <w:spacing w:after="0" w:line="360" w:lineRule="auto"/>
-      <w:outlineLvl w:val="0"/>
-    </w:pPr>
-    <w:rPr>
-      <w:rFonts w:eastAsiaTheme="minorHAnsi"/>
-      <w:b/>
-      <w:bCs/>
-      <w:caps/>
-      <w:spacing w:val="20"/>
-      <w:sz w:val="20"/>
-      <w:szCs w:val="20"/>
-    </w:rPr>
-  </w:style>
-  <w:style w:type="paragraph" w:customStyle="1" w:styleId="1DB53C402FFE404A8C2AFBC8E818E9B12">
-    <w:name w:val="1DB53C402FFE404A8C2AFBC8E818E9B12"/>
-    <w:rsid w:val="00857D53"/>
-    <w:pPr>
-      <w:spacing w:after="0" w:line="264" w:lineRule="auto"/>
-    </w:pPr>
-    <w:rPr>
-      <w:rFonts w:eastAsiaTheme="minorHAnsi"/>
-      <w:color w:val="000000" w:themeColor="text1"/>
-      <w:sz w:val="20"/>
-      <w:szCs w:val="24"/>
-    </w:rPr>
-  </w:style>
-  <w:style w:type="paragraph" w:customStyle="1" w:styleId="FBCF69BF81A34031AE20196521DDAB252">
-    <w:name w:val="FBCF69BF81A34031AE20196521DDAB252"/>
-    <w:rsid w:val="00857D53"/>
-    <w:pPr>
-      <w:spacing w:after="0" w:line="264" w:lineRule="auto"/>
-    </w:pPr>
-    <w:rPr>
-      <w:rFonts w:eastAsiaTheme="minorHAnsi"/>
-      <w:color w:val="000000" w:themeColor="text1"/>
-      <w:sz w:val="20"/>
-      <w:szCs w:val="24"/>
-    </w:rPr>
-  </w:style>
-  <w:style w:type="paragraph" w:customStyle="1" w:styleId="13A8F4C3B9234F899D8303303D2009CC2">
-    <w:name w:val="13A8F4C3B9234F899D8303303D2009CC2"/>
-    <w:rsid w:val="00857D53"/>
-    <w:pPr>
-      <w:spacing w:after="0" w:line="1000" w:lineRule="exact"/>
-      <w:contextualSpacing/>
-    </w:pPr>
-    <w:rPr>
-      <w:rFonts w:asciiTheme="majorHAnsi" w:eastAsiaTheme="majorEastAsia" w:hAnsiTheme="majorHAnsi" w:cstheme="majorBidi"/>
-      <w:b/>
-      <w:color w:val="000000" w:themeColor="text1"/>
-      <w:kern w:val="28"/>
-      <w:sz w:val="96"/>
-      <w:szCs w:val="56"/>
-    </w:rPr>
-  </w:style>
-  <w:style w:type="paragraph" w:customStyle="1" w:styleId="254ABF5B15514A02A36A6C38536ED96D3">
-    <w:name w:val="254ABF5B15514A02A36A6C38536ED96D3"/>
-    <w:rsid w:val="00857D53"/>
-    <w:pPr>
-      <w:numPr>
-        <w:ilvl w:val="1"/>
-      </w:numPr>
-      <w:spacing w:before="120" w:after="120" w:line="240" w:lineRule="auto"/>
-    </w:pPr>
-    <w:rPr>
-      <w:b/>
-      <w:caps/>
-      <w:spacing w:val="20"/>
-      <w:sz w:val="28"/>
-    </w:rPr>
-  </w:style>
-  <w:style w:type="paragraph" w:customStyle="1" w:styleId="75725DE27F9040EE8AF9341386F8607D4">
-    <w:name w:val="75725DE27F9040EE8AF9341386F8607D4"/>
-    <w:rsid w:val="00857D53"/>
-    <w:pPr>
-      <w:spacing w:after="0" w:line="264" w:lineRule="auto"/>
-    </w:pPr>
-    <w:rPr>
-      <w:rFonts w:eastAsiaTheme="minorHAnsi"/>
-      <w:color w:val="000000" w:themeColor="text1"/>
-      <w:sz w:val="20"/>
-      <w:szCs w:val="24"/>
-    </w:rPr>
-  </w:style>
-  <w:style w:type="paragraph" w:customStyle="1" w:styleId="CA8EFB1E7B9A422D846A04CE5B246E5C2">
-    <w:name w:val="CA8EFB1E7B9A422D846A04CE5B246E5C2"/>
-    <w:rsid w:val="00857D53"/>
-    <w:pPr>
-      <w:spacing w:after="0" w:line="264" w:lineRule="auto"/>
-    </w:pPr>
-    <w:rPr>
-      <w:rFonts w:eastAsiaTheme="minorHAnsi"/>
-      <w:color w:val="000000" w:themeColor="text1"/>
-      <w:sz w:val="20"/>
-      <w:szCs w:val="24"/>
-    </w:rPr>
-  </w:style>
-  <w:style w:type="paragraph" w:customStyle="1" w:styleId="22C7D7056995400E82762BBE5655B0542">
-    <w:name w:val="22C7D7056995400E82762BBE5655B0542"/>
-    <w:rsid w:val="00857D53"/>
-    <w:pPr>
-      <w:spacing w:after="0" w:line="264" w:lineRule="auto"/>
-    </w:pPr>
-    <w:rPr>
-      <w:rFonts w:eastAsiaTheme="minorHAnsi"/>
-      <w:color w:val="000000" w:themeColor="text1"/>
-      <w:sz w:val="20"/>
-      <w:szCs w:val="24"/>
-    </w:rPr>
-  </w:style>
-  <w:style w:type="paragraph" w:customStyle="1" w:styleId="53321451D5FC47D0A14BE165F241B3734">
-    <w:name w:val="53321451D5FC47D0A14BE165F241B3734"/>
-    <w:rsid w:val="00857D53"/>
-    <w:pPr>
-      <w:spacing w:after="0" w:line="264" w:lineRule="auto"/>
-    </w:pPr>
-    <w:rPr>
-      <w:rFonts w:eastAsiaTheme="minorHAnsi"/>
-      <w:color w:val="000000" w:themeColor="text1"/>
-      <w:sz w:val="20"/>
-      <w:szCs w:val="24"/>
-    </w:rPr>
-  </w:style>
-  <w:style w:type="paragraph" w:customStyle="1" w:styleId="3A005342A5C5498CA9A21D6335F0CAD74">
-    <w:name w:val="3A005342A5C5498CA9A21D6335F0CAD74"/>
-    <w:rsid w:val="00857D53"/>
-    <w:pPr>
-      <w:spacing w:after="0" w:line="264" w:lineRule="auto"/>
-    </w:pPr>
-    <w:rPr>
-      <w:rFonts w:eastAsiaTheme="minorHAnsi"/>
-      <w:color w:val="000000" w:themeColor="text1"/>
-      <w:sz w:val="20"/>
-      <w:szCs w:val="24"/>
-    </w:rPr>
-  </w:style>
-</w:styles>
-</file>
-
-<file path=word/glossary/webSettings.xml><?xml version="1.0" encoding="utf-8"?>
-<w:webSettings xmlns:mc="http://schemas.openxmlformats.org/markup-compatibility/2006" xmlns:r="http://schemas.openxmlformats.org/officeDocument/2006/relationships" xmlns:w="http://schemas.openxmlformats.org/wordprocessingml/2006/main" xmlns:w14="http://schemas.microsoft.com/office/word/2010/wordml" xmlns:w15="http://schemas.microsoft.com/office/word/2012/wordml" xmlns:w16cex="http://schemas.microsoft.com/office/word/2018/wordml/cex" xmlns:w16cid="http://schemas.microsoft.com/office/word/2016/wordml/cid" xmlns:w16="http://schemas.microsoft.com/office/word/2018/wordml" xmlns:w16du="http://schemas.microsoft.com/office/word/2023/wordml/word16du" xmlns:w16sdtdh="http://schemas.microsoft.com/office/word/2020/wordml/sdtdatahash" xmlns:w16sdtfl="http://schemas.microsoft.com/office/word/2024/wordml/sdtformatlock" xmlns:w16se="http://schemas.microsoft.com/office/word/2015/wordml/symex" mc:Ignorable="w14 w15 w16se w16cid w16 w16cex w16sdtdh w16sdtfl w16du">
-  <w:optimizeForBrowser/>
-  <w:allowPNG/>
-</w:webSettings>
-</file>
-
 <file path=word/theme/theme1.xml><?xml version="1.0" encoding="utf-8"?>
 <a:theme xmlns:a="http://schemas.openxmlformats.org/drawingml/2006/main" name="Office Theme">
   <a:themeElements>
